--- a/docs/Lastenheft.docx
+++ b/docs/Lastenheft.docx
@@ -45,7 +45,7 @@
           <w:sz w:val="22"/>
           <w:szCs w:val="22"/>
         </w:rPr>
-        <w:t xml:space="preserve">Version 6.7 – konsolidiert</w:t>
+        <w:t xml:space="preserve">Version 6.8 – konsolidiert</w:t>
       </w:r>
     </w:p>
     <w:p>
@@ -4193,7 +4193,490 @@
           <w:sz w:val="28"/>
           <w:szCs w:val="28"/>
         </w:rPr>
-        <w:t xml:space="preserve">14. Erweiterbarkeit (Future Scope)</w:t>
+        <w:t xml:space="preserve">14. Sicherheitsanforderungen</w:t>
+      </w:r>
+    </w:p>
+    <w:p>
+      <w:pPr>
+        <w:spacing w:after="120" w:before="60"/>
+        <w:ind w:left="360"/>
+      </w:pPr>
+      <w:r>
+        <w:rPr>
+          <w:i/>
+          <w:iCs/>
+          <w:color w:val="8B4000"/>
+          <w:sz w:val="20"/>
+          <w:szCs w:val="20"/>
+        </w:rPr>
+        <w:t xml:space="preserve">⚠ Dieser Abschnitt ist verpflichtend umzusetzen. Sicherheitsmassnahmen sind keine optionalen Features.</w:t>
+      </w:r>
+    </w:p>
+    <w:p>
+      <w:pPr>
+        <w:spacing w:after="80"/>
+      </w:pPr>
+      <w:r>
+        <w:t xml:space="preserve"/>
+      </w:r>
+    </w:p>
+    <w:p>
+      <w:pPr>
+        <w:pStyle w:val="Heading2"/>
+        <w:spacing w:after="80" w:before="200"/>
+      </w:pPr>
+      <w:r>
+        <w:rPr>
+          <w:b/>
+          <w:bCs/>
+          <w:color w:val="3A6B8A"/>
+          <w:sz w:val="24"/>
+          <w:szCs w:val="24"/>
+        </w:rPr>
+        <w:t xml:space="preserve">14.1 Zugriffskontrolle (RBAC)</w:t>
+      </w:r>
+    </w:p>
+    <w:p>
+      <w:pPr>
+        <w:pStyle w:val="ListParagraph"/>
+        <w:numPr>
+          <w:ilvl w:val="0"/>
+          <w:numId w:val="2"/>
+        </w:numPr>
+      </w:pPr>
+      <w:r>
+        <w:rPr>
+          <w:sz w:val="22"/>
+          <w:szCs w:val="22"/>
+        </w:rPr>
+        <w:t xml:space="preserve">Jeder API-Endpunkt mit Rollenanforderung MUSS via dedizierter Backend-Dependency gesichert sein — nicht nur via Dokumentation</w:t>
+      </w:r>
+    </w:p>
+    <w:p>
+      <w:pPr>
+        <w:pStyle w:val="ListParagraph"/>
+        <w:numPr>
+          <w:ilvl w:val="0"/>
+          <w:numId w:val="2"/>
+        </w:numPr>
+      </w:pPr>
+      <w:r>
+        <w:rPr>
+          <w:sz w:val="22"/>
+          <w:szCs w:val="22"/>
+        </w:rPr>
+        <w:t xml:space="preserve">Self-Approval ist auf Datenbankebene (CHECK-Constraint) UND in der Applikationslogik unterbunden</w:t>
+      </w:r>
+    </w:p>
+    <w:p>
+      <w:pPr>
+        <w:pStyle w:val="ListParagraph"/>
+        <w:numPr>
+          <w:ilvl w:val="0"/>
+          <w:numId w:val="2"/>
+        </w:numPr>
+      </w:pPr>
+      <w:r>
+        <w:rPr>
+          <w:sz w:val="22"/>
+          <w:szCs w:val="22"/>
+        </w:rPr>
+        <w:t xml:space="preserve">Ownership-Prüfung: Endpunkte die eigene Objekte bearbeiten (z.B. Anlass-Bearbeitung) müssen explizit prüfen ob der aufrufende User Ersteller ist oder Admin-Rolle hat</w:t>
+      </w:r>
+    </w:p>
+    <w:p>
+      <w:pPr>
+        <w:pStyle w:val="ListParagraph"/>
+        <w:numPr>
+          <w:ilvl w:val="0"/>
+          <w:numId w:val="2"/>
+        </w:numPr>
+      </w:pPr>
+      <w:r>
+        <w:rPr>
+          <w:sz w:val="22"/>
+          <w:szCs w:val="22"/>
+        </w:rPr>
+        <w:t xml:space="preserve">Rollenprinzip: minimale Rechte (Principle of Least Privilege) — Approver sieht gefilterte Audit-Daten, kein vollständiger Personendaten-Dump</w:t>
+      </w:r>
+    </w:p>
+    <w:p>
+      <w:pPr>
+        <w:spacing w:after="80"/>
+      </w:pPr>
+      <w:r>
+        <w:t xml:space="preserve"/>
+      </w:r>
+    </w:p>
+    <w:p>
+      <w:pPr>
+        <w:pStyle w:val="Heading2"/>
+        <w:spacing w:after="80" w:before="200"/>
+      </w:pPr>
+      <w:r>
+        <w:rPr>
+          <w:b/>
+          <w:bCs/>
+          <w:color w:val="3A6B8A"/>
+          <w:sz w:val="24"/>
+          <w:szCs w:val="24"/>
+        </w:rPr>
+        <w:t xml:space="preserve">14.2 Authentifizierung</w:t>
+      </w:r>
+    </w:p>
+    <w:p>
+      <w:pPr>
+        <w:pStyle w:val="ListParagraph"/>
+        <w:numPr>
+          <w:ilvl w:val="0"/>
+          <w:numId w:val="2"/>
+        </w:numPr>
+      </w:pPr>
+      <w:r>
+        <w:rPr>
+          <w:sz w:val="22"/>
+          <w:szCs w:val="22"/>
+        </w:rPr>
+        <w:t xml:space="preserve">JWT ausschliesslich im HttpOnly-Cookie — kein Authorization-Header, kein localStorage</w:t>
+      </w:r>
+    </w:p>
+    <w:p>
+      <w:pPr>
+        <w:pStyle w:val="ListParagraph"/>
+        <w:numPr>
+          <w:ilvl w:val="0"/>
+          <w:numId w:val="2"/>
+        </w:numPr>
+      </w:pPr>
+      <w:r>
+        <w:rPr>
+          <w:sz w:val="22"/>
+          <w:szCs w:val="22"/>
+        </w:rPr>
+        <w:t xml:space="preserve">Passwörter: Argon2-Hash, Mindestlänge 10 Zeichen, Stärkeprüfung via zxcvbn (Score ≥ 3)</w:t>
+      </w:r>
+    </w:p>
+    <w:p>
+      <w:pPr>
+        <w:pStyle w:val="ListParagraph"/>
+        <w:numPr>
+          <w:ilvl w:val="0"/>
+          <w:numId w:val="2"/>
+        </w:numPr>
+      </w:pPr>
+      <w:r>
+        <w:rPr>
+          <w:sz w:val="22"/>
+          <w:szCs w:val="22"/>
+        </w:rPr>
+        <w:t xml:space="preserve">Login-Endpunkt: Rate-Limiting 5 Anfragen/Minute pro IP (nginx)</w:t>
+      </w:r>
+    </w:p>
+    <w:p>
+      <w:pPr>
+        <w:pStyle w:val="ListParagraph"/>
+        <w:numPr>
+          <w:ilvl w:val="0"/>
+          <w:numId w:val="2"/>
+        </w:numPr>
+      </w:pPr>
+      <w:r>
+        <w:rPr>
+          <w:sz w:val="22"/>
+          <w:szCs w:val="22"/>
+        </w:rPr>
+        <w:t xml:space="preserve">Öffentlicher Kalender: Rate-Limiting 60 Anfragen/Minute pro IP (nginx)</w:t>
+      </w:r>
+    </w:p>
+    <w:p>
+      <w:pPr>
+        <w:pStyle w:val="ListParagraph"/>
+        <w:numPr>
+          <w:ilvl w:val="0"/>
+          <w:numId w:val="2"/>
+        </w:numPr>
+      </w:pPr>
+      <w:r>
+        <w:rPr>
+          <w:sz w:val="22"/>
+          <w:szCs w:val="22"/>
+        </w:rPr>
+        <w:t xml:space="preserve">Standard-Endpunkte: 300 Anfragen/Minute pro IP (nginx)</w:t>
+      </w:r>
+    </w:p>
+    <w:p>
+      <w:pPr>
+        <w:spacing w:after="80"/>
+      </w:pPr>
+      <w:r>
+        <w:t xml:space="preserve"/>
+      </w:r>
+    </w:p>
+    <w:p>
+      <w:pPr>
+        <w:pStyle w:val="Heading2"/>
+        <w:spacing w:after="80" w:before="200"/>
+      </w:pPr>
+      <w:r>
+        <w:rPr>
+          <w:b/>
+          <w:bCs/>
+          <w:color w:val="3A6B8A"/>
+          <w:sz w:val="24"/>
+          <w:szCs w:val="24"/>
+        </w:rPr>
+        <w:t xml:space="preserve">14.3 Datenschutz in der API</w:t>
+      </w:r>
+    </w:p>
+    <w:p>
+      <w:pPr>
+        <w:pStyle w:val="ListParagraph"/>
+        <w:numPr>
+          <w:ilvl w:val="0"/>
+          <w:numId w:val="2"/>
+        </w:numPr>
+      </w:pPr>
+      <w:r>
+        <w:rPr>
+          <w:sz w:val="22"/>
+          <w:szCs w:val="22"/>
+        </w:rPr>
+        <w:t xml:space="preserve">Personen-Abfragen: maximal 50 Ergebnisse pro Anfrage; Approver-Rolle nur via Suchbegriff (max. 10 Ergebnisse)</w:t>
+      </w:r>
+    </w:p>
+    <w:p>
+      <w:pPr>
+        <w:pStyle w:val="ListParagraph"/>
+        <w:numPr>
+          <w:ilvl w:val="0"/>
+          <w:numId w:val="2"/>
+        </w:numPr>
+      </w:pPr>
+      <w:r>
+        <w:rPr>
+          <w:sz w:val="22"/>
+          <w:szCs w:val="22"/>
+        </w:rPr>
+        <w:t xml:space="preserve">Audit Log: Approver erhält gefilterte Ausgabe ohne old_value/new_value für Personendaten</w:t>
+      </w:r>
+    </w:p>
+    <w:p>
+      <w:pPr>
+        <w:pStyle w:val="ListParagraph"/>
+        <w:numPr>
+          <w:ilvl w:val="0"/>
+          <w:numId w:val="2"/>
+        </w:numPr>
+      </w:pPr>
+      <w:r>
+        <w:rPr>
+          <w:sz w:val="22"/>
+          <w:szCs w:val="22"/>
+        </w:rPr>
+        <w:t xml:space="preserve">DSG-Datenauszug: Audit-Einträge gefiltert auf eigene Daten der Person; changed_by wird anonymisiert</w:t>
+      </w:r>
+    </w:p>
+    <w:p>
+      <w:pPr>
+        <w:spacing w:after="80"/>
+      </w:pPr>
+      <w:r>
+        <w:t xml:space="preserve"/>
+      </w:r>
+    </w:p>
+    <w:p>
+      <w:pPr>
+        <w:pStyle w:val="Heading2"/>
+        <w:spacing w:after="80" w:before="200"/>
+      </w:pPr>
+      <w:r>
+        <w:rPr>
+          <w:b/>
+          <w:bCs/>
+          <w:color w:val="3A6B8A"/>
+          <w:sz w:val="24"/>
+          <w:szCs w:val="24"/>
+        </w:rPr>
+        <w:t xml:space="preserve">14.4 Infrastruktur</w:t>
+      </w:r>
+    </w:p>
+    <w:p>
+      <w:pPr>
+        <w:pStyle w:val="ListParagraph"/>
+        <w:numPr>
+          <w:ilvl w:val="0"/>
+          <w:numId w:val="2"/>
+        </w:numPr>
+      </w:pPr>
+      <w:r>
+        <w:rPr>
+          <w:sz w:val="22"/>
+          <w:szCs w:val="22"/>
+        </w:rPr>
+        <w:t xml:space="preserve">HTTPS verpflichtend, HSTS-Header, TLS 1.2+</w:t>
+      </w:r>
+    </w:p>
+    <w:p>
+      <w:pPr>
+        <w:pStyle w:val="ListParagraph"/>
+        <w:numPr>
+          <w:ilvl w:val="0"/>
+          <w:numId w:val="2"/>
+        </w:numPr>
+      </w:pPr>
+      <w:r>
+        <w:rPr>
+          <w:sz w:val="22"/>
+          <w:szCs w:val="22"/>
+        </w:rPr>
+        <w:t xml:space="preserve">Security-Header via nginx: CSP, X-Frame-Options, X-Content-Type-Options</w:t>
+      </w:r>
+    </w:p>
+    <w:p>
+      <w:pPr>
+        <w:pStyle w:val="ListParagraph"/>
+        <w:numPr>
+          <w:ilvl w:val="0"/>
+          <w:numId w:val="2"/>
+        </w:numPr>
+      </w:pPr>
+      <w:r>
+        <w:rPr>
+          <w:sz w:val="22"/>
+          <w:szCs w:val="22"/>
+        </w:rPr>
+        <w:t xml:space="preserve">PostgreSQL-App-User mit minimalen Rechten (kein Superuser, kein DDL-Recht im Betrieb)</w:t>
+      </w:r>
+    </w:p>
+    <w:p>
+      <w:pPr>
+        <w:pStyle w:val="ListParagraph"/>
+        <w:numPr>
+          <w:ilvl w:val="0"/>
+          <w:numId w:val="2"/>
+        </w:numPr>
+      </w:pPr>
+      <w:r>
+        <w:rPr>
+          <w:sz w:val="22"/>
+          <w:szCs w:val="22"/>
+        </w:rPr>
+        <w:t xml:space="preserve">Docker-interne Kommunikation läuft unverschlüsselt im privaten Netzwerk — kein öffentlicher Port für app und db</w:t>
+      </w:r>
+    </w:p>
+    <w:p>
+      <w:pPr>
+        <w:pStyle w:val="ListParagraph"/>
+        <w:numPr>
+          <w:ilvl w:val="0"/>
+          <w:numId w:val="2"/>
+        </w:numPr>
+      </w:pPr>
+      <w:r>
+        <w:rPr>
+          <w:sz w:val="22"/>
+          <w:szCs w:val="22"/>
+        </w:rPr>
+        <w:t xml:space="preserve">Secrets ausschliesslich via .env-Datei oder Docker Secrets — nie im Image oder Repository</w:t>
+      </w:r>
+    </w:p>
+    <w:p>
+      <w:pPr>
+        <w:spacing w:after="80"/>
+      </w:pPr>
+      <w:r>
+        <w:t xml:space="preserve"/>
+      </w:r>
+    </w:p>
+    <w:p>
+      <w:pPr>
+        <w:pStyle w:val="Heading2"/>
+        <w:spacing w:after="80" w:before="200"/>
+      </w:pPr>
+      <w:r>
+        <w:rPr>
+          <w:b/>
+          <w:bCs/>
+          <w:color w:val="3A6B8A"/>
+          <w:sz w:val="24"/>
+          <w:szCs w:val="24"/>
+        </w:rPr>
+        <w:t xml:space="preserve">14.5 Bekannte Einschränkungen (Phase 2)</w:t>
+      </w:r>
+    </w:p>
+    <w:p>
+      <w:pPr>
+        <w:pStyle w:val="ListParagraph"/>
+        <w:numPr>
+          <w:ilvl w:val="0"/>
+          <w:numId w:val="2"/>
+        </w:numPr>
+      </w:pPr>
+      <w:r>
+        <w:rPr>
+          <w:sz w:val="22"/>
+          <w:szCs w:val="22"/>
+        </w:rPr>
+        <w:t xml:space="preserve">Refresh-Token-Revocation fehlt im MVP: ein gestohlener Refresh-Token ist bis zu 30 Tage gültig — Gegenmassnahme: kurze Access-Token-Lebensdauer (8h)</w:t>
+      </w:r>
+    </w:p>
+    <w:p>
+      <w:pPr>
+        <w:pStyle w:val="ListParagraph"/>
+        <w:numPr>
+          <w:ilvl w:val="0"/>
+          <w:numId w:val="2"/>
+        </w:numPr>
+      </w:pPr>
+      <w:r>
+        <w:rPr>
+          <w:sz w:val="22"/>
+          <w:szCs w:val="22"/>
+        </w:rPr>
+        <w:t xml:space="preserve">Docker-interne Verschlüsselung: für erhöhte Sicherheitsanforderungen in Phase 2 nachrüstbar</w:t>
+      </w:r>
+    </w:p>
+    <w:p>
+      <w:pPr>
+        <w:pStyle w:val="ListParagraph"/>
+        <w:numPr>
+          <w:ilvl w:val="0"/>
+          <w:numId w:val="2"/>
+        </w:numPr>
+      </w:pPr>
+      <w:r>
+        <w:rPr>
+          <w:sz w:val="22"/>
+          <w:szCs w:val="22"/>
+        </w:rPr>
+        <w:t xml:space="preserve">Keine automatische Accountsperrung nach X Fehlversuchen im MVP (nur Rate-Limiting auf Netzwerkebene)</w:t>
+      </w:r>
+    </w:p>
+    <w:p>
+      <w:pPr>
+        <w:spacing w:after="80"/>
+      </w:pPr>
+      <w:r>
+        <w:t xml:space="preserve"/>
+      </w:r>
+    </w:p>
+    <w:p>
+      <w:pPr>
+        <w:pStyle w:val="Heading1"/>
+        <w:pBdr>
+          <w:bottom w:val="single" w:color="AABBD0" w:sz="4" w:space="1"/>
+        </w:pBdr>
+        <w:spacing w:after="120" w:before="320"/>
+      </w:pPr>
+      <w:r>
+        <w:rPr>
+          <w:b/>
+          <w:bCs/>
+          <w:color w:val="2E4057"/>
+          <w:sz w:val="28"/>
+          <w:szCs w:val="28"/>
+        </w:rPr>
+        <w:t xml:space="preserve">15. Erweiterbarkeit (Future Scope)</w:t>
       </w:r>
     </w:p>
     <w:p>
@@ -4322,6 +4805,54 @@
           <w:szCs w:val="22"/>
         </w:rPr>
         <w:t xml:space="preserve">Dienstplan-Rotationslogik / Fairness-Auswertung</w:t>
+      </w:r>
+    </w:p>
+    <w:p>
+      <w:pPr>
+        <w:pStyle w:val="ListParagraph"/>
+        <w:numPr>
+          <w:ilvl w:val="0"/>
+          <w:numId w:val="2"/>
+        </w:numPr>
+      </w:pPr>
+      <w:r>
+        <w:rPr>
+          <w:sz w:val="22"/>
+          <w:szCs w:val="22"/>
+        </w:rPr>
+        <w:t xml:space="preserve">OAuth / Passkey als zusätzliche Authentifizierungsmethoden</w:t>
+      </w:r>
+    </w:p>
+    <w:p>
+      <w:pPr>
+        <w:pStyle w:val="ListParagraph"/>
+        <w:numPr>
+          <w:ilvl w:val="0"/>
+          <w:numId w:val="2"/>
+        </w:numPr>
+      </w:pPr>
+      <w:r>
+        <w:rPr>
+          <w:sz w:val="22"/>
+          <w:szCs w:val="22"/>
+        </w:rPr>
+        <w:t xml:space="preserve">Refresh-Token-Revocation (Token-Blacklist in PostgreSQL)</w:t>
+      </w:r>
+    </w:p>
+    <w:p>
+      <w:pPr>
+        <w:pStyle w:val="ListParagraph"/>
+        <w:numPr>
+          <w:ilvl w:val="0"/>
+          <w:numId w:val="2"/>
+        </w:numPr>
+      </w:pPr>
+      <w:r>
+        <w:rPr>
+          <w:sz w:val="22"/>
+          <w:szCs w:val="22"/>
+        </w:rPr>
+        <w:t xml:space="preserve">Automatische Accountsperrung nach Fehlversuchen</w:t>
       </w:r>
     </w:p>
     <w:p>
@@ -4348,7 +4879,7 @@
           <w:sz w:val="18"/>
           <w:szCs w:val="18"/>
         </w:rPr>
-        <w:t xml:space="preserve">Version 6.7 – konsolidiert  |  Erstellt mit KI-Unterstützung (Claude, Anthropic)</w:t>
+        <w:t xml:space="preserve">Version 6.8 – konsolidiert  |  Erstellt mit KI-Unterstützung (Claude, Anthropic)</w:t>
       </w:r>
     </w:p>
     <w:sectPr>

--- a/docs/Lastenheft.docx
+++ b/docs/Lastenheft.docx
@@ -9,6 +9,7 @@
       </w:pPr>
       <w:r>
         <w:rPr>
+          <w:rFonts w:ascii="Calibri" w:cs="Calibri" w:eastAsia="Calibri" w:hAnsi="Calibri"/>
           <w:b/>
           <w:bCs/>
           <w:color w:val="2E4057"/>
@@ -25,6 +26,7 @@
       </w:pPr>
       <w:r>
         <w:rPr>
+          <w:rFonts w:ascii="Calibri" w:cs="Calibri" w:eastAsia="Calibri" w:hAnsi="Calibri"/>
           <w:color w:val="3A6B8A"/>
           <w:sz w:val="28"/>
           <w:szCs w:val="28"/>
@@ -39,13 +41,14 @@
       </w:pPr>
       <w:r>
         <w:rPr>
+          <w:rFonts w:ascii="Calibri" w:cs="Calibri" w:eastAsia="Calibri" w:hAnsi="Calibri"/>
           <w:i/>
           <w:iCs/>
           <w:color w:val="666666"/>
           <w:sz w:val="22"/>
           <w:szCs w:val="22"/>
         </w:rPr>
-        <w:t xml:space="preserve">Version 6.8 – konsolidiert</w:t>
+        <w:t xml:space="preserve">Version 6.9 – konsolidiert</w:t>
       </w:r>
     </w:p>
     <w:p>
@@ -54,10 +57,11 @@
         <w:pBdr>
           <w:bottom w:val="single" w:color="AABBD0" w:sz="4" w:space="1"/>
         </w:pBdr>
-        <w:spacing w:after="120" w:before="320"/>
-      </w:pPr>
-      <w:r>
-        <w:rPr>
+        <w:spacing w:after="120" w:before="400"/>
+      </w:pPr>
+      <w:r>
+        <w:rPr>
+          <w:rFonts w:ascii="Calibri" w:cs="Calibri" w:eastAsia="Calibri" w:hAnsi="Calibri"/>
           <w:b/>
           <w:bCs/>
           <w:color w:val="2E4057"/>
@@ -73,6 +77,7 @@
       </w:pPr>
       <w:r>
         <w:rPr>
+          <w:rFonts w:ascii="Calibri" w:cs="Calibri" w:eastAsia="Calibri" w:hAnsi="Calibri"/>
           <w:sz w:val="22"/>
           <w:szCs w:val="22"/>
         </w:rPr>
@@ -93,10 +98,11 @@
         <w:pBdr>
           <w:bottom w:val="single" w:color="AABBD0" w:sz="4" w:space="1"/>
         </w:pBdr>
-        <w:spacing w:after="120" w:before="320"/>
-      </w:pPr>
-      <w:r>
-        <w:rPr>
+        <w:spacing w:after="120" w:before="400"/>
+      </w:pPr>
+      <w:r>
+        <w:rPr>
+          <w:rFonts w:ascii="Calibri" w:cs="Calibri" w:eastAsia="Calibri" w:hAnsi="Calibri"/>
           <w:b/>
           <w:bCs/>
           <w:color w:val="2E4057"/>
@@ -116,6 +122,7 @@
       </w:pPr>
       <w:r>
         <w:rPr>
+          <w:rFonts w:ascii="Calibri" w:cs="Calibri" w:eastAsia="Calibri" w:hAnsi="Calibri"/>
           <w:sz w:val="22"/>
           <w:szCs w:val="22"/>
         </w:rPr>
@@ -132,6 +139,7 @@
       </w:pPr>
       <w:r>
         <w:rPr>
+          <w:rFonts w:ascii="Calibri" w:cs="Calibri" w:eastAsia="Calibri" w:hAnsi="Calibri"/>
           <w:sz w:val="22"/>
           <w:szCs w:val="22"/>
         </w:rPr>
@@ -148,6 +156,7 @@
       </w:pPr>
       <w:r>
         <w:rPr>
+          <w:rFonts w:ascii="Calibri" w:cs="Calibri" w:eastAsia="Calibri" w:hAnsi="Calibri"/>
           <w:sz w:val="22"/>
           <w:szCs w:val="22"/>
         </w:rPr>
@@ -164,6 +173,7 @@
       </w:pPr>
       <w:r>
         <w:rPr>
+          <w:rFonts w:ascii="Calibri" w:cs="Calibri" w:eastAsia="Calibri" w:hAnsi="Calibri"/>
           <w:sz w:val="22"/>
           <w:szCs w:val="22"/>
         </w:rPr>
@@ -180,6 +190,7 @@
       </w:pPr>
       <w:r>
         <w:rPr>
+          <w:rFonts w:ascii="Calibri" w:cs="Calibri" w:eastAsia="Calibri" w:hAnsi="Calibri"/>
           <w:sz w:val="22"/>
           <w:szCs w:val="22"/>
         </w:rPr>
@@ -196,10 +207,28 @@
       </w:pPr>
       <w:r>
         <w:rPr>
+          <w:rFonts w:ascii="Calibri" w:cs="Calibri" w:eastAsia="Calibri" w:hAnsi="Calibri"/>
           <w:sz w:val="22"/>
           <w:szCs w:val="22"/>
         </w:rPr>
         <w:t xml:space="preserve">Kein Personenbezug im Langzeitarchiv</w:t>
+      </w:r>
+    </w:p>
+    <w:p>
+      <w:pPr>
+        <w:pStyle w:val="ListParagraph"/>
+        <w:numPr>
+          <w:ilvl w:val="0"/>
+          <w:numId w:val="2"/>
+        </w:numPr>
+      </w:pPr>
+      <w:r>
+        <w:rPr>
+          <w:rFonts w:ascii="Calibri" w:cs="Calibri" w:eastAsia="Calibri" w:hAnsi="Calibri"/>
+          <w:sz w:val="22"/>
+          <w:szCs w:val="22"/>
+        </w:rPr>
+        <w:t xml:space="preserve">Security by Design: Netzwerk-Isolation auf Container-Ebene, minimale öffentliche Angriffsfläche</w:t>
       </w:r>
     </w:p>
     <w:p>
@@ -216,10 +245,11 @@
         <w:pBdr>
           <w:bottom w:val="single" w:color="AABBD0" w:sz="4" w:space="1"/>
         </w:pBdr>
-        <w:spacing w:after="120" w:before="320"/>
-      </w:pPr>
-      <w:r>
-        <w:rPr>
+        <w:spacing w:after="120" w:before="400"/>
+      </w:pPr>
+      <w:r>
+        <w:rPr>
+          <w:rFonts w:ascii="Calibri" w:cs="Calibri" w:eastAsia="Calibri" w:hAnsi="Calibri"/>
           <w:b/>
           <w:bCs/>
           <w:color w:val="2E4057"/>
@@ -232,10 +262,11 @@
     <w:p>
       <w:pPr>
         <w:pStyle w:val="Heading2"/>
-        <w:spacing w:after="80" w:before="200"/>
-      </w:pPr>
-      <w:r>
-        <w:rPr>
+        <w:spacing w:after="80" w:before="240"/>
+      </w:pPr>
+      <w:r>
+        <w:rPr>
+          <w:rFonts w:ascii="Calibri" w:cs="Calibri" w:eastAsia="Calibri" w:hAnsi="Calibri"/>
           <w:b/>
           <w:bCs/>
           <w:color w:val="3A6B8A"/>
@@ -283,6 +314,7 @@
           <w:p>
             <w:r>
               <w:rPr>
+                <w:rFonts w:ascii="Calibri" w:cs="Calibri" w:eastAsia="Calibri" w:hAnsi="Calibri"/>
                 <w:b/>
                 <w:bCs/>
                 <w:sz w:val="20"/>
@@ -312,6 +344,7 @@
           <w:p>
             <w:r>
               <w:rPr>
+                <w:rFonts w:ascii="Calibri" w:cs="Calibri" w:eastAsia="Calibri" w:hAnsi="Calibri"/>
                 <w:b/>
                 <w:bCs/>
                 <w:sz w:val="20"/>
@@ -341,6 +374,7 @@
           <w:p>
             <w:r>
               <w:rPr>
+                <w:rFonts w:ascii="Calibri" w:cs="Calibri" w:eastAsia="Calibri" w:hAnsi="Calibri"/>
                 <w:b/>
                 <w:bCs/>
                 <w:sz w:val="20"/>
@@ -372,6 +406,7 @@
           <w:p>
             <w:r>
               <w:rPr>
+                <w:rFonts w:ascii="Calibri" w:cs="Calibri" w:eastAsia="Calibri" w:hAnsi="Calibri"/>
                 <w:b w:val="false"/>
                 <w:bCs w:val="false"/>
                 <w:sz w:val="20"/>
@@ -401,6 +436,7 @@
           <w:p>
             <w:r>
               <w:rPr>
+                <w:rFonts w:ascii="Calibri" w:cs="Calibri" w:eastAsia="Calibri" w:hAnsi="Calibri"/>
                 <w:b w:val="false"/>
                 <w:bCs w:val="false"/>
                 <w:sz w:val="20"/>
@@ -430,6 +466,7 @@
           <w:p>
             <w:r>
               <w:rPr>
+                <w:rFonts w:ascii="Calibri" w:cs="Calibri" w:eastAsia="Calibri" w:hAnsi="Calibri"/>
                 <w:b w:val="false"/>
                 <w:bCs w:val="false"/>
                 <w:sz w:val="20"/>
@@ -461,6 +498,7 @@
           <w:p>
             <w:r>
               <w:rPr>
+                <w:rFonts w:ascii="Calibri" w:cs="Calibri" w:eastAsia="Calibri" w:hAnsi="Calibri"/>
                 <w:b w:val="false"/>
                 <w:bCs w:val="false"/>
                 <w:sz w:val="20"/>
@@ -490,6 +528,7 @@
           <w:p>
             <w:r>
               <w:rPr>
+                <w:rFonts w:ascii="Calibri" w:cs="Calibri" w:eastAsia="Calibri" w:hAnsi="Calibri"/>
                 <w:b w:val="false"/>
                 <w:bCs w:val="false"/>
                 <w:sz w:val="20"/>
@@ -519,6 +558,7 @@
           <w:p>
             <w:r>
               <w:rPr>
+                <w:rFonts w:ascii="Calibri" w:cs="Calibri" w:eastAsia="Calibri" w:hAnsi="Calibri"/>
                 <w:b w:val="false"/>
                 <w:bCs w:val="false"/>
                 <w:sz w:val="20"/>
@@ -550,6 +590,7 @@
           <w:p>
             <w:r>
               <w:rPr>
+                <w:rFonts w:ascii="Calibri" w:cs="Calibri" w:eastAsia="Calibri" w:hAnsi="Calibri"/>
                 <w:b w:val="false"/>
                 <w:bCs w:val="false"/>
                 <w:sz w:val="20"/>
@@ -579,6 +620,7 @@
           <w:p>
             <w:r>
               <w:rPr>
+                <w:rFonts w:ascii="Calibri" w:cs="Calibri" w:eastAsia="Calibri" w:hAnsi="Calibri"/>
                 <w:b w:val="false"/>
                 <w:bCs w:val="false"/>
                 <w:sz w:val="20"/>
@@ -608,6 +650,7 @@
           <w:p>
             <w:r>
               <w:rPr>
+                <w:rFonts w:ascii="Calibri" w:cs="Calibri" w:eastAsia="Calibri" w:hAnsi="Calibri"/>
                 <w:b w:val="false"/>
                 <w:bCs w:val="false"/>
                 <w:sz w:val="20"/>
@@ -630,10 +673,11 @@
     <w:p>
       <w:pPr>
         <w:pStyle w:val="Heading2"/>
-        <w:spacing w:after="80" w:before="200"/>
-      </w:pPr>
-      <w:r>
-        <w:rPr>
+        <w:spacing w:after="80" w:before="240"/>
+      </w:pPr>
+      <w:r>
+        <w:rPr>
+          <w:rFonts w:ascii="Calibri" w:cs="Calibri" w:eastAsia="Calibri" w:hAnsi="Calibri"/>
           <w:b/>
           <w:bCs/>
           <w:color w:val="3A6B8A"/>
@@ -653,6 +697,7 @@
       </w:pPr>
       <w:r>
         <w:rPr>
+          <w:rFonts w:ascii="Calibri" w:cs="Calibri" w:eastAsia="Calibri" w:hAnsi="Calibri"/>
           <w:sz w:val="22"/>
           <w:szCs w:val="22"/>
         </w:rPr>
@@ -669,6 +714,7 @@
       </w:pPr>
       <w:r>
         <w:rPr>
+          <w:rFonts w:ascii="Calibri" w:cs="Calibri" w:eastAsia="Calibri" w:hAnsi="Calibri"/>
           <w:sz w:val="22"/>
           <w:szCs w:val="22"/>
         </w:rPr>
@@ -685,6 +731,7 @@
       </w:pPr>
       <w:r>
         <w:rPr>
+          <w:rFonts w:ascii="Calibri" w:cs="Calibri" w:eastAsia="Calibri" w:hAnsi="Calibri"/>
           <w:sz w:val="22"/>
           <w:szCs w:val="22"/>
         </w:rPr>
@@ -701,6 +748,7 @@
       </w:pPr>
       <w:r>
         <w:rPr>
+          <w:rFonts w:ascii="Calibri" w:cs="Calibri" w:eastAsia="Calibri" w:hAnsi="Calibri"/>
           <w:sz w:val="22"/>
           <w:szCs w:val="22"/>
         </w:rPr>
@@ -721,10 +769,11 @@
         <w:pBdr>
           <w:bottom w:val="single" w:color="AABBD0" w:sz="4" w:space="1"/>
         </w:pBdr>
-        <w:spacing w:after="120" w:before="320"/>
-      </w:pPr>
-      <w:r>
-        <w:rPr>
+        <w:spacing w:after="120" w:before="400"/>
+      </w:pPr>
+      <w:r>
+        <w:rPr>
+          <w:rFonts w:ascii="Calibri" w:cs="Calibri" w:eastAsia="Calibri" w:hAnsi="Calibri"/>
           <w:b/>
           <w:bCs/>
           <w:color w:val="2E4057"/>
@@ -737,10 +786,11 @@
     <w:p>
       <w:pPr>
         <w:pStyle w:val="Heading2"/>
-        <w:spacing w:after="80" w:before="200"/>
-      </w:pPr>
-      <w:r>
-        <w:rPr>
+        <w:spacing w:after="80" w:before="240"/>
+      </w:pPr>
+      <w:r>
+        <w:rPr>
+          <w:rFonts w:ascii="Calibri" w:cs="Calibri" w:eastAsia="Calibri" w:hAnsi="Calibri"/>
           <w:b/>
           <w:bCs/>
           <w:color w:val="3A6B8A"/>
@@ -788,6 +838,7 @@
           <w:p>
             <w:r>
               <w:rPr>
+                <w:rFonts w:ascii="Calibri" w:cs="Calibri" w:eastAsia="Calibri" w:hAnsi="Calibri"/>
                 <w:b/>
                 <w:bCs/>
                 <w:sz w:val="20"/>
@@ -817,6 +868,7 @@
           <w:p>
             <w:r>
               <w:rPr>
+                <w:rFonts w:ascii="Calibri" w:cs="Calibri" w:eastAsia="Calibri" w:hAnsi="Calibri"/>
                 <w:b/>
                 <w:bCs/>
                 <w:sz w:val="20"/>
@@ -846,6 +898,7 @@
           <w:p>
             <w:r>
               <w:rPr>
+                <w:rFonts w:ascii="Calibri" w:cs="Calibri" w:eastAsia="Calibri" w:hAnsi="Calibri"/>
                 <w:b/>
                 <w:bCs/>
                 <w:sz w:val="20"/>
@@ -877,6 +930,7 @@
           <w:p>
             <w:r>
               <w:rPr>
+                <w:rFonts w:ascii="Calibri" w:cs="Calibri" w:eastAsia="Calibri" w:hAnsi="Calibri"/>
                 <w:b w:val="false"/>
                 <w:bCs w:val="false"/>
                 <w:sz w:val="20"/>
@@ -906,6 +960,7 @@
           <w:p>
             <w:r>
               <w:rPr>
+                <w:rFonts w:ascii="Calibri" w:cs="Calibri" w:eastAsia="Calibri" w:hAnsi="Calibri"/>
                 <w:b w:val="false"/>
                 <w:bCs w:val="false"/>
                 <w:sz w:val="20"/>
@@ -935,6 +990,7 @@
           <w:p>
             <w:r>
               <w:rPr>
+                <w:rFonts w:ascii="Calibri" w:cs="Calibri" w:eastAsia="Calibri" w:hAnsi="Calibri"/>
                 <w:b w:val="false"/>
                 <w:bCs w:val="false"/>
                 <w:sz w:val="20"/>
@@ -966,6 +1022,7 @@
           <w:p>
             <w:r>
               <w:rPr>
+                <w:rFonts w:ascii="Calibri" w:cs="Calibri" w:eastAsia="Calibri" w:hAnsi="Calibri"/>
                 <w:b w:val="false"/>
                 <w:bCs w:val="false"/>
                 <w:sz w:val="20"/>
@@ -995,6 +1052,7 @@
           <w:p>
             <w:r>
               <w:rPr>
+                <w:rFonts w:ascii="Calibri" w:cs="Calibri" w:eastAsia="Calibri" w:hAnsi="Calibri"/>
                 <w:b w:val="false"/>
                 <w:bCs w:val="false"/>
                 <w:sz w:val="20"/>
@@ -1024,6 +1082,7 @@
           <w:p>
             <w:r>
               <w:rPr>
+                <w:rFonts w:ascii="Calibri" w:cs="Calibri" w:eastAsia="Calibri" w:hAnsi="Calibri"/>
                 <w:b w:val="false"/>
                 <w:bCs w:val="false"/>
                 <w:sz w:val="20"/>
@@ -1055,6 +1114,7 @@
           <w:p>
             <w:r>
               <w:rPr>
+                <w:rFonts w:ascii="Calibri" w:cs="Calibri" w:eastAsia="Calibri" w:hAnsi="Calibri"/>
                 <w:b w:val="false"/>
                 <w:bCs w:val="false"/>
                 <w:sz w:val="20"/>
@@ -1084,6 +1144,7 @@
           <w:p>
             <w:r>
               <w:rPr>
+                <w:rFonts w:ascii="Calibri" w:cs="Calibri" w:eastAsia="Calibri" w:hAnsi="Calibri"/>
                 <w:b w:val="false"/>
                 <w:bCs w:val="false"/>
                 <w:sz w:val="20"/>
@@ -1113,6 +1174,7 @@
           <w:p>
             <w:r>
               <w:rPr>
+                <w:rFonts w:ascii="Calibri" w:cs="Calibri" w:eastAsia="Calibri" w:hAnsi="Calibri"/>
                 <w:b w:val="false"/>
                 <w:bCs w:val="false"/>
                 <w:sz w:val="20"/>
@@ -1144,6 +1206,7 @@
           <w:p>
             <w:r>
               <w:rPr>
+                <w:rFonts w:ascii="Calibri" w:cs="Calibri" w:eastAsia="Calibri" w:hAnsi="Calibri"/>
                 <w:b w:val="false"/>
                 <w:bCs w:val="false"/>
                 <w:sz w:val="20"/>
@@ -1173,6 +1236,7 @@
           <w:p>
             <w:r>
               <w:rPr>
+                <w:rFonts w:ascii="Calibri" w:cs="Calibri" w:eastAsia="Calibri" w:hAnsi="Calibri"/>
                 <w:b w:val="false"/>
                 <w:bCs w:val="false"/>
                 <w:sz w:val="20"/>
@@ -1202,6 +1266,7 @@
           <w:p>
             <w:r>
               <w:rPr>
+                <w:rFonts w:ascii="Calibri" w:cs="Calibri" w:eastAsia="Calibri" w:hAnsi="Calibri"/>
                 <w:b w:val="false"/>
                 <w:bCs w:val="false"/>
                 <w:sz w:val="20"/>
@@ -1233,6 +1298,7 @@
           <w:p>
             <w:r>
               <w:rPr>
+                <w:rFonts w:ascii="Calibri" w:cs="Calibri" w:eastAsia="Calibri" w:hAnsi="Calibri"/>
                 <w:b w:val="false"/>
                 <w:bCs w:val="false"/>
                 <w:sz w:val="20"/>
@@ -1262,6 +1328,7 @@
           <w:p>
             <w:r>
               <w:rPr>
+                <w:rFonts w:ascii="Calibri" w:cs="Calibri" w:eastAsia="Calibri" w:hAnsi="Calibri"/>
                 <w:b w:val="false"/>
                 <w:bCs w:val="false"/>
                 <w:sz w:val="20"/>
@@ -1291,6 +1358,7 @@
           <w:p>
             <w:r>
               <w:rPr>
+                <w:rFonts w:ascii="Calibri" w:cs="Calibri" w:eastAsia="Calibri" w:hAnsi="Calibri"/>
                 <w:b w:val="false"/>
                 <w:bCs w:val="false"/>
                 <w:sz w:val="20"/>
@@ -1322,6 +1390,7 @@
           <w:p>
             <w:r>
               <w:rPr>
+                <w:rFonts w:ascii="Calibri" w:cs="Calibri" w:eastAsia="Calibri" w:hAnsi="Calibri"/>
                 <w:b w:val="false"/>
                 <w:bCs w:val="false"/>
                 <w:sz w:val="20"/>
@@ -1351,6 +1420,7 @@
           <w:p>
             <w:r>
               <w:rPr>
+                <w:rFonts w:ascii="Calibri" w:cs="Calibri" w:eastAsia="Calibri" w:hAnsi="Calibri"/>
                 <w:b w:val="false"/>
                 <w:bCs w:val="false"/>
                 <w:sz w:val="20"/>
@@ -1380,6 +1450,7 @@
           <w:p>
             <w:r>
               <w:rPr>
+                <w:rFonts w:ascii="Calibri" w:cs="Calibri" w:eastAsia="Calibri" w:hAnsi="Calibri"/>
                 <w:b w:val="false"/>
                 <w:bCs w:val="false"/>
                 <w:sz w:val="20"/>
@@ -1402,10 +1473,11 @@
     <w:p>
       <w:pPr>
         <w:pStyle w:val="Heading2"/>
-        <w:spacing w:after="80" w:before="200"/>
-      </w:pPr>
-      <w:r>
-        <w:rPr>
+        <w:spacing w:after="80" w:before="240"/>
+      </w:pPr>
+      <w:r>
+        <w:rPr>
+          <w:rFonts w:ascii="Calibri" w:cs="Calibri" w:eastAsia="Calibri" w:hAnsi="Calibri"/>
           <w:b/>
           <w:bCs/>
           <w:color w:val="3A6B8A"/>
@@ -1425,6 +1497,7 @@
       </w:pPr>
       <w:r>
         <w:rPr>
+          <w:rFonts w:ascii="Calibri" w:cs="Calibri" w:eastAsia="Calibri" w:hAnsi="Calibri"/>
           <w:sz w:val="22"/>
           <w:szCs w:val="22"/>
         </w:rPr>
@@ -1441,6 +1514,7 @@
       </w:pPr>
       <w:r>
         <w:rPr>
+          <w:rFonts w:ascii="Calibri" w:cs="Calibri" w:eastAsia="Calibri" w:hAnsi="Calibri"/>
           <w:sz w:val="22"/>
           <w:szCs w:val="22"/>
         </w:rPr>
@@ -1457,10 +1531,11 @@
       </w:pPr>
       <w:r>
         <w:rPr>
-          <w:sz w:val="22"/>
-          <w:szCs w:val="22"/>
-        </w:rPr>
-        <w:t xml:space="preserve">Freigabe-Deadline: konfigurierbar pro Anlasstyp; nach Ablauf eskaliert das System an Admin (MVP: manuelle Eskalation, kein Automat)</w:t>
+          <w:rFonts w:ascii="Calibri" w:cs="Calibri" w:eastAsia="Calibri" w:hAnsi="Calibri"/>
+          <w:sz w:val="22"/>
+          <w:szCs w:val="22"/>
+        </w:rPr>
+        <w:t xml:space="preserve">Freigabe-Deadline: konfigurierbar pro Anlasstyp; nach Ablauf eskaliert das System an Admin (MVP: manuelle Eskalation)</w:t>
       </w:r>
     </w:p>
     <w:p>
@@ -1477,10 +1552,11 @@
         <w:pBdr>
           <w:bottom w:val="single" w:color="AABBD0" w:sz="4" w:space="1"/>
         </w:pBdr>
-        <w:spacing w:after="120" w:before="320"/>
-      </w:pPr>
-      <w:r>
-        <w:rPr>
+        <w:spacing w:after="120" w:before="400"/>
+      </w:pPr>
+      <w:r>
+        <w:rPr>
+          <w:rFonts w:ascii="Calibri" w:cs="Calibri" w:eastAsia="Calibri" w:hAnsi="Calibri"/>
           <w:b/>
           <w:bCs/>
           <w:color w:val="2E4057"/>
@@ -1493,10 +1569,11 @@
     <w:p>
       <w:pPr>
         <w:pStyle w:val="Heading2"/>
-        <w:spacing w:after="80" w:before="200"/>
-      </w:pPr>
-      <w:r>
-        <w:rPr>
+        <w:spacing w:after="80" w:before="240"/>
+      </w:pPr>
+      <w:r>
+        <w:rPr>
+          <w:rFonts w:ascii="Calibri" w:cs="Calibri" w:eastAsia="Calibri" w:hAnsi="Calibri"/>
           <w:b/>
           <w:bCs/>
           <w:color w:val="3A6B8A"/>
@@ -1516,6 +1593,7 @@
       </w:pPr>
       <w:r>
         <w:rPr>
+          <w:rFonts w:ascii="Calibri" w:cs="Calibri" w:eastAsia="Calibri" w:hAnsi="Calibri"/>
           <w:sz w:val="22"/>
           <w:szCs w:val="22"/>
         </w:rPr>
@@ -1532,6 +1610,7 @@
       </w:pPr>
       <w:r>
         <w:rPr>
+          <w:rFonts w:ascii="Calibri" w:cs="Calibri" w:eastAsia="Calibri" w:hAnsi="Calibri"/>
           <w:sz w:val="22"/>
           <w:szCs w:val="22"/>
         </w:rPr>
@@ -1548,6 +1627,7 @@
       </w:pPr>
       <w:r>
         <w:rPr>
+          <w:rFonts w:ascii="Calibri" w:cs="Calibri" w:eastAsia="Calibri" w:hAnsi="Calibri"/>
           <w:sz w:val="22"/>
           <w:szCs w:val="22"/>
         </w:rPr>
@@ -1564,6 +1644,7 @@
       </w:pPr>
       <w:r>
         <w:rPr>
+          <w:rFonts w:ascii="Calibri" w:cs="Calibri" w:eastAsia="Calibri" w:hAnsi="Calibri"/>
           <w:sz w:val="22"/>
           <w:szCs w:val="22"/>
         </w:rPr>
@@ -1581,10 +1662,11 @@
     <w:p>
       <w:pPr>
         <w:pStyle w:val="Heading2"/>
-        <w:spacing w:after="80" w:before="200"/>
-      </w:pPr>
-      <w:r>
-        <w:rPr>
+        <w:spacing w:after="80" w:before="240"/>
+      </w:pPr>
+      <w:r>
+        <w:rPr>
+          <w:rFonts w:ascii="Calibri" w:cs="Calibri" w:eastAsia="Calibri" w:hAnsi="Calibri"/>
           <w:b/>
           <w:bCs/>
           <w:color w:val="3A6B8A"/>
@@ -1604,6 +1686,7 @@
       </w:pPr>
       <w:r>
         <w:rPr>
+          <w:rFonts w:ascii="Calibri" w:cs="Calibri" w:eastAsia="Calibri" w:hAnsi="Calibri"/>
           <w:sz w:val="22"/>
           <w:szCs w:val="22"/>
         </w:rPr>
@@ -1620,6 +1703,7 @@
       </w:pPr>
       <w:r>
         <w:rPr>
+          <w:rFonts w:ascii="Calibri" w:cs="Calibri" w:eastAsia="Calibri" w:hAnsi="Calibri"/>
           <w:sz w:val="22"/>
           <w:szCs w:val="22"/>
         </w:rPr>
@@ -1636,22 +1720,24 @@
       </w:pPr>
       <w:r>
         <w:rPr>
-          <w:sz w:val="22"/>
-          <w:szCs w:val="22"/>
-        </w:rPr>
-        <w:t xml:space="preserve">Sperrzeiten: kein Override durch Requester oder Approver; nur Admin kann eine Sperrzeit aufheben oder einen Anlass trotz Sperrzeit manuell bestätigen (Override wird geloggt)</w:t>
-      </w:r>
-    </w:p>
-    <w:p>
-      <w:pPr>
-        <w:pStyle w:val="ListParagraph"/>
-        <w:numPr>
-          <w:ilvl w:val="0"/>
-          <w:numId w:val="2"/>
-        </w:numPr>
-      </w:pPr>
-      <w:r>
-        <w:rPr>
+          <w:rFonts w:ascii="Calibri" w:cs="Calibri" w:eastAsia="Calibri" w:hAnsi="Calibri"/>
+          <w:sz w:val="22"/>
+          <w:szCs w:val="22"/>
+        </w:rPr>
+        <w:t xml:space="preserve">Sperrzeiten: kein Override durch Requester oder Approver; nur Admin kann override (wird geloggt)</w:t>
+      </w:r>
+    </w:p>
+    <w:p>
+      <w:pPr>
+        <w:pStyle w:val="ListParagraph"/>
+        <w:numPr>
+          <w:ilvl w:val="0"/>
+          <w:numId w:val="2"/>
+        </w:numPr>
+      </w:pPr>
+      <w:r>
+        <w:rPr>
+          <w:rFonts w:ascii="Calibri" w:cs="Calibri" w:eastAsia="Calibri" w:hAnsi="Calibri"/>
           <w:sz w:val="22"/>
           <w:szCs w:val="22"/>
         </w:rPr>
@@ -1672,10 +1758,11 @@
         <w:pBdr>
           <w:bottom w:val="single" w:color="AABBD0" w:sz="4" w:space="1"/>
         </w:pBdr>
-        <w:spacing w:after="120" w:before="320"/>
-      </w:pPr>
-      <w:r>
-        <w:rPr>
+        <w:spacing w:after="120" w:before="400"/>
+      </w:pPr>
+      <w:r>
+        <w:rPr>
+          <w:rFonts w:ascii="Calibri" w:cs="Calibri" w:eastAsia="Calibri" w:hAnsi="Calibri"/>
           <w:b/>
           <w:bCs/>
           <w:color w:val="2E4057"/>
@@ -1688,10 +1775,11 @@
     <w:p>
       <w:pPr>
         <w:pStyle w:val="Heading2"/>
-        <w:spacing w:after="80" w:before="200"/>
-      </w:pPr>
-      <w:r>
-        <w:rPr>
+        <w:spacing w:after="80" w:before="240"/>
+      </w:pPr>
+      <w:r>
+        <w:rPr>
+          <w:rFonts w:ascii="Calibri" w:cs="Calibri" w:eastAsia="Calibri" w:hAnsi="Calibri"/>
           <w:b/>
           <w:bCs/>
           <w:color w:val="3A6B8A"/>
@@ -1711,6 +1799,7 @@
       </w:pPr>
       <w:r>
         <w:rPr>
+          <w:rFonts w:ascii="Calibri" w:cs="Calibri" w:eastAsia="Calibri" w:hAnsi="Calibri"/>
           <w:sz w:val="22"/>
           <w:szCs w:val="22"/>
         </w:rPr>
@@ -1727,6 +1816,7 @@
       </w:pPr>
       <w:r>
         <w:rPr>
+          <w:rFonts w:ascii="Calibri" w:cs="Calibri" w:eastAsia="Calibri" w:hAnsi="Calibri"/>
           <w:sz w:val="22"/>
           <w:szCs w:val="22"/>
         </w:rPr>
@@ -1743,6 +1833,7 @@
       </w:pPr>
       <w:r>
         <w:rPr>
+          <w:rFonts w:ascii="Calibri" w:cs="Calibri" w:eastAsia="Calibri" w:hAnsi="Calibri"/>
           <w:sz w:val="22"/>
           <w:szCs w:val="22"/>
         </w:rPr>
@@ -1759,6 +1850,7 @@
       </w:pPr>
       <w:r>
         <w:rPr>
+          <w:rFonts w:ascii="Calibri" w:cs="Calibri" w:eastAsia="Calibri" w:hAnsi="Calibri"/>
           <w:sz w:val="22"/>
           <w:szCs w:val="22"/>
         </w:rPr>
@@ -1776,10 +1868,11 @@
     <w:p>
       <w:pPr>
         <w:pStyle w:val="Heading2"/>
-        <w:spacing w:after="80" w:before="200"/>
-      </w:pPr>
-      <w:r>
-        <w:rPr>
+        <w:spacing w:after="80" w:before="240"/>
+      </w:pPr>
+      <w:r>
+        <w:rPr>
+          <w:rFonts w:ascii="Calibri" w:cs="Calibri" w:eastAsia="Calibri" w:hAnsi="Calibri"/>
           <w:b/>
           <w:bCs/>
           <w:color w:val="3A6B8A"/>
@@ -1799,6 +1892,7 @@
       </w:pPr>
       <w:r>
         <w:rPr>
+          <w:rFonts w:ascii="Calibri" w:cs="Calibri" w:eastAsia="Calibri" w:hAnsi="Calibri"/>
           <w:sz w:val="22"/>
           <w:szCs w:val="22"/>
         </w:rPr>
@@ -1815,6 +1909,7 @@
       </w:pPr>
       <w:r>
         <w:rPr>
+          <w:rFonts w:ascii="Calibri" w:cs="Calibri" w:eastAsia="Calibri" w:hAnsi="Calibri"/>
           <w:sz w:val="22"/>
           <w:szCs w:val="22"/>
         </w:rPr>
@@ -1831,26 +1926,28 @@
       </w:pPr>
       <w:r>
         <w:rPr>
-          <w:sz w:val="22"/>
-          <w:szCs w:val="22"/>
-        </w:rPr>
-        <w:t xml:space="preserve">Confirmed + is_public = öffentlich sichtbar im Kalender</w:t>
-      </w:r>
-    </w:p>
-    <w:p>
-      <w:pPr>
-        <w:pStyle w:val="ListParagraph"/>
-        <w:numPr>
-          <w:ilvl w:val="0"/>
-          <w:numId w:val="2"/>
-        </w:numPr>
-      </w:pPr>
-      <w:r>
-        <w:rPr>
-          <w:sz w:val="22"/>
-          <w:szCs w:val="22"/>
-        </w:rPr>
-        <w:t xml:space="preserve">Confirmed + is_public = false = intern sichtbar (nur für Approver/Admin)</w:t>
+          <w:rFonts w:ascii="Calibri" w:cs="Calibri" w:eastAsia="Calibri" w:hAnsi="Calibri"/>
+          <w:sz w:val="22"/>
+          <w:szCs w:val="22"/>
+        </w:rPr>
+        <w:t xml:space="preserve">Confirmed + is_public = true → öffentlich sichtbar im Kalender</w:t>
+      </w:r>
+    </w:p>
+    <w:p>
+      <w:pPr>
+        <w:pStyle w:val="ListParagraph"/>
+        <w:numPr>
+          <w:ilvl w:val="0"/>
+          <w:numId w:val="2"/>
+        </w:numPr>
+      </w:pPr>
+      <w:r>
+        <w:rPr>
+          <w:rFonts w:ascii="Calibri" w:cs="Calibri" w:eastAsia="Calibri" w:hAnsi="Calibri"/>
+          <w:sz w:val="22"/>
+          <w:szCs w:val="22"/>
+        </w:rPr>
+        <w:t xml:space="preserve">Confirmed + is_public = false → intern sichtbar (nur für Approver/Admin)</w:t>
       </w:r>
     </w:p>
     <w:p>
@@ -1867,10 +1964,11 @@
         <w:pBdr>
           <w:bottom w:val="single" w:color="AABBD0" w:sz="4" w:space="1"/>
         </w:pBdr>
-        <w:spacing w:after="120" w:before="320"/>
-      </w:pPr>
-      <w:r>
-        <w:rPr>
+        <w:spacing w:after="120" w:before="400"/>
+      </w:pPr>
+      <w:r>
+        <w:rPr>
+          <w:rFonts w:ascii="Calibri" w:cs="Calibri" w:eastAsia="Calibri" w:hAnsi="Calibri"/>
           <w:b/>
           <w:bCs/>
           <w:color w:val="2E4057"/>
@@ -1917,6 +2015,7 @@
           <w:p>
             <w:r>
               <w:rPr>
+                <w:rFonts w:ascii="Calibri" w:cs="Calibri" w:eastAsia="Calibri" w:hAnsi="Calibri"/>
                 <w:b/>
                 <w:bCs/>
                 <w:sz w:val="20"/>
@@ -1946,6 +2045,7 @@
           <w:p>
             <w:r>
               <w:rPr>
+                <w:rFonts w:ascii="Calibri" w:cs="Calibri" w:eastAsia="Calibri" w:hAnsi="Calibri"/>
                 <w:b/>
                 <w:bCs/>
                 <w:sz w:val="20"/>
@@ -1977,6 +2077,7 @@
           <w:p>
             <w:r>
               <w:rPr>
+                <w:rFonts w:ascii="Calibri" w:cs="Calibri" w:eastAsia="Calibri" w:hAnsi="Calibri"/>
                 <w:b w:val="false"/>
                 <w:bCs w:val="false"/>
                 <w:sz w:val="20"/>
@@ -2006,6 +2107,7 @@
           <w:p>
             <w:r>
               <w:rPr>
+                <w:rFonts w:ascii="Calibri" w:cs="Calibri" w:eastAsia="Calibri" w:hAnsi="Calibri"/>
                 <w:b w:val="false"/>
                 <w:bCs w:val="false"/>
                 <w:sz w:val="20"/>
@@ -2037,6 +2139,7 @@
           <w:p>
             <w:r>
               <w:rPr>
+                <w:rFonts w:ascii="Calibri" w:cs="Calibri" w:eastAsia="Calibri" w:hAnsi="Calibri"/>
                 <w:b w:val="false"/>
                 <w:bCs w:val="false"/>
                 <w:sz w:val="20"/>
@@ -2066,6 +2169,7 @@
           <w:p>
             <w:r>
               <w:rPr>
+                <w:rFonts w:ascii="Calibri" w:cs="Calibri" w:eastAsia="Calibri" w:hAnsi="Calibri"/>
                 <w:b w:val="false"/>
                 <w:bCs w:val="false"/>
                 <w:sz w:val="20"/>
@@ -2097,6 +2201,7 @@
           <w:p>
             <w:r>
               <w:rPr>
+                <w:rFonts w:ascii="Calibri" w:cs="Calibri" w:eastAsia="Calibri" w:hAnsi="Calibri"/>
                 <w:b w:val="false"/>
                 <w:bCs w:val="false"/>
                 <w:sz w:val="20"/>
@@ -2126,6 +2231,7 @@
           <w:p>
             <w:r>
               <w:rPr>
+                <w:rFonts w:ascii="Calibri" w:cs="Calibri" w:eastAsia="Calibri" w:hAnsi="Calibri"/>
                 <w:b w:val="false"/>
                 <w:bCs w:val="false"/>
                 <w:sz w:val="20"/>
@@ -2157,6 +2263,7 @@
           <w:p>
             <w:r>
               <w:rPr>
+                <w:rFonts w:ascii="Calibri" w:cs="Calibri" w:eastAsia="Calibri" w:hAnsi="Calibri"/>
                 <w:b w:val="false"/>
                 <w:bCs w:val="false"/>
                 <w:sz w:val="20"/>
@@ -2186,6 +2293,7 @@
           <w:p>
             <w:r>
               <w:rPr>
+                <w:rFonts w:ascii="Calibri" w:cs="Calibri" w:eastAsia="Calibri" w:hAnsi="Calibri"/>
                 <w:b w:val="false"/>
                 <w:bCs w:val="false"/>
                 <w:sz w:val="20"/>
@@ -2215,6 +2323,7 @@
       </w:pPr>
       <w:r>
         <w:rPr>
+          <w:rFonts w:ascii="Calibri" w:cs="Calibri" w:eastAsia="Calibri" w:hAnsi="Calibri"/>
           <w:sz w:val="22"/>
           <w:szCs w:val="22"/>
         </w:rPr>
@@ -2231,6 +2340,7 @@
       </w:pPr>
       <w:r>
         <w:rPr>
+          <w:rFonts w:ascii="Calibri" w:cs="Calibri" w:eastAsia="Calibri" w:hAnsi="Calibri"/>
           <w:sz w:val="22"/>
           <w:szCs w:val="22"/>
         </w:rPr>
@@ -2251,10 +2361,11 @@
         <w:pBdr>
           <w:bottom w:val="single" w:color="AABBD0" w:sz="4" w:space="1"/>
         </w:pBdr>
-        <w:spacing w:after="120" w:before="320"/>
-      </w:pPr>
-      <w:r>
-        <w:rPr>
+        <w:spacing w:after="120" w:before="400"/>
+      </w:pPr>
+      <w:r>
+        <w:rPr>
+          <w:rFonts w:ascii="Calibri" w:cs="Calibri" w:eastAsia="Calibri" w:hAnsi="Calibri"/>
           <w:b/>
           <w:bCs/>
           <w:color w:val="2E4057"/>
@@ -2274,6 +2385,7 @@
       </w:pPr>
       <w:r>
         <w:rPr>
+          <w:rFonts w:ascii="Calibri" w:cs="Calibri" w:eastAsia="Calibri" w:hAnsi="Calibri"/>
           <w:sz w:val="22"/>
           <w:szCs w:val="22"/>
         </w:rPr>
@@ -2290,6 +2402,7 @@
       </w:pPr>
       <w:r>
         <w:rPr>
+          <w:rFonts w:ascii="Calibri" w:cs="Calibri" w:eastAsia="Calibri" w:hAnsi="Calibri"/>
           <w:sz w:val="22"/>
           <w:szCs w:val="22"/>
         </w:rPr>
@@ -2306,6 +2419,7 @@
       </w:pPr>
       <w:r>
         <w:rPr>
+          <w:rFonts w:ascii="Calibri" w:cs="Calibri" w:eastAsia="Calibri" w:hAnsi="Calibri"/>
           <w:sz w:val="22"/>
           <w:szCs w:val="22"/>
         </w:rPr>
@@ -2322,6 +2436,7 @@
       </w:pPr>
       <w:r>
         <w:rPr>
+          <w:rFonts w:ascii="Calibri" w:cs="Calibri" w:eastAsia="Calibri" w:hAnsi="Calibri"/>
           <w:sz w:val="22"/>
           <w:szCs w:val="22"/>
         </w:rPr>
@@ -2338,6 +2453,7 @@
       </w:pPr>
       <w:r>
         <w:rPr>
+          <w:rFonts w:ascii="Calibri" w:cs="Calibri" w:eastAsia="Calibri" w:hAnsi="Calibri"/>
           <w:sz w:val="22"/>
           <w:szCs w:val="22"/>
         </w:rPr>
@@ -2354,6 +2470,7 @@
       </w:pPr>
       <w:r>
         <w:rPr>
+          <w:rFonts w:ascii="Calibri" w:cs="Calibri" w:eastAsia="Calibri" w:hAnsi="Calibri"/>
           <w:sz w:val="22"/>
           <w:szCs w:val="22"/>
         </w:rPr>
@@ -2370,6 +2487,7 @@
       </w:pPr>
       <w:r>
         <w:rPr>
+          <w:rFonts w:ascii="Calibri" w:cs="Calibri" w:eastAsia="Calibri" w:hAnsi="Calibri"/>
           <w:sz w:val="22"/>
           <w:szCs w:val="22"/>
         </w:rPr>
@@ -2386,10 +2504,11 @@
       </w:pPr>
       <w:r>
         <w:rPr>
-          <w:sz w:val="22"/>
-          <w:szCs w:val="22"/>
-        </w:rPr>
-        <w:t xml:space="preserve">Produktions-DB enthält ausschliesslich Daten des rollenden 2-Jahres-Fensters; ältere Daten leben nur noch im Archiv</w:t>
+          <w:rFonts w:ascii="Calibri" w:cs="Calibri" w:eastAsia="Calibri" w:hAnsi="Calibri"/>
+          <w:sz w:val="22"/>
+          <w:szCs w:val="22"/>
+        </w:rPr>
+        <w:t xml:space="preserve">Produktions-DB enthält ausschliesslich Daten des rollenden 2-Jahres-Fensters</w:t>
       </w:r>
     </w:p>
     <w:p>
@@ -2406,10 +2525,11 @@
         <w:pBdr>
           <w:bottom w:val="single" w:color="AABBD0" w:sz="4" w:space="1"/>
         </w:pBdr>
-        <w:spacing w:after="120" w:before="320"/>
-      </w:pPr>
-      <w:r>
-        <w:rPr>
+        <w:spacing w:after="120" w:before="400"/>
+      </w:pPr>
+      <w:r>
+        <w:rPr>
+          <w:rFonts w:ascii="Calibri" w:cs="Calibri" w:eastAsia="Calibri" w:hAnsi="Calibri"/>
           <w:b/>
           <w:bCs/>
           <w:color w:val="2E4057"/>
@@ -2426,6 +2546,7 @@
       </w:pPr>
       <w:r>
         <w:rPr>
+          <w:rFonts w:ascii="Calibri" w:cs="Calibri" w:eastAsia="Calibri" w:hAnsi="Calibri"/>
           <w:i/>
           <w:iCs/>
           <w:color w:val="8B4000"/>
@@ -2446,10 +2567,11 @@
     <w:p>
       <w:pPr>
         <w:pStyle w:val="Heading2"/>
-        <w:spacing w:after="80" w:before="200"/>
-      </w:pPr>
-      <w:r>
-        <w:rPr>
+        <w:spacing w:after="80" w:before="240"/>
+      </w:pPr>
+      <w:r>
+        <w:rPr>
+          <w:rFonts w:ascii="Calibri" w:cs="Calibri" w:eastAsia="Calibri" w:hAnsi="Calibri"/>
           <w:b/>
           <w:bCs/>
           <w:color w:val="3A6B8A"/>
@@ -2469,6 +2591,7 @@
       </w:pPr>
       <w:r>
         <w:rPr>
+          <w:rFonts w:ascii="Calibri" w:cs="Calibri" w:eastAsia="Calibri" w:hAnsi="Calibri"/>
           <w:sz w:val="22"/>
           <w:szCs w:val="22"/>
         </w:rPr>
@@ -2485,22 +2608,24 @@
       </w:pPr>
       <w:r>
         <w:rPr>
-          <w:sz w:val="22"/>
-          <w:szCs w:val="22"/>
-        </w:rPr>
-        <w:t xml:space="preserve">Technischer Betrieb: self-hosted auf eigenem Server der Kirchgemeinde</w:t>
-      </w:r>
-    </w:p>
-    <w:p>
-      <w:pPr>
-        <w:pStyle w:val="ListParagraph"/>
-        <w:numPr>
-          <w:ilvl w:val="0"/>
-          <w:numId w:val="2"/>
-        </w:numPr>
-      </w:pPr>
-      <w:r>
-        <w:rPr>
+          <w:rFonts w:ascii="Calibri" w:cs="Calibri" w:eastAsia="Calibri" w:hAnsi="Calibri"/>
+          <w:sz w:val="22"/>
+          <w:szCs w:val="22"/>
+        </w:rPr>
+        <w:t xml:space="preserve">Technischer Betrieb: self-hosted auf VPS bei Infomaniak (Schweiz)</w:t>
+      </w:r>
+    </w:p>
+    <w:p>
+      <w:pPr>
+        <w:pStyle w:val="ListParagraph"/>
+        <w:numPr>
+          <w:ilvl w:val="0"/>
+          <w:numId w:val="2"/>
+        </w:numPr>
+      </w:pPr>
+      <w:r>
+        <w:rPr>
+          <w:rFonts w:ascii="Calibri" w:cs="Calibri" w:eastAsia="Calibri" w:hAnsi="Calibri"/>
           <w:sz w:val="22"/>
           <w:szCs w:val="22"/>
         </w:rPr>
@@ -2518,10 +2643,11 @@
     <w:p>
       <w:pPr>
         <w:pStyle w:val="Heading2"/>
-        <w:spacing w:after="80" w:before="200"/>
-      </w:pPr>
-      <w:r>
-        <w:rPr>
+        <w:spacing w:after="80" w:before="240"/>
+      </w:pPr>
+      <w:r>
+        <w:rPr>
+          <w:rFonts w:ascii="Calibri" w:cs="Calibri" w:eastAsia="Calibri" w:hAnsi="Calibri"/>
           <w:b/>
           <w:bCs/>
           <w:color w:val="3A6B8A"/>
@@ -2541,6 +2667,7 @@
       </w:pPr>
       <w:r>
         <w:rPr>
+          <w:rFonts w:ascii="Calibri" w:cs="Calibri" w:eastAsia="Calibri" w:hAnsi="Calibri"/>
           <w:sz w:val="22"/>
           <w:szCs w:val="22"/>
         </w:rPr>
@@ -2557,6 +2684,7 @@
       </w:pPr>
       <w:r>
         <w:rPr>
+          <w:rFonts w:ascii="Calibri" w:cs="Calibri" w:eastAsia="Calibri" w:hAnsi="Calibri"/>
           <w:sz w:val="22"/>
           <w:szCs w:val="22"/>
         </w:rPr>
@@ -2573,6 +2701,7 @@
       </w:pPr>
       <w:r>
         <w:rPr>
+          <w:rFonts w:ascii="Calibri" w:cs="Calibri" w:eastAsia="Calibri" w:hAnsi="Calibri"/>
           <w:sz w:val="22"/>
           <w:szCs w:val="22"/>
         </w:rPr>
@@ -2590,10 +2719,11 @@
     <w:p>
       <w:pPr>
         <w:pStyle w:val="Heading2"/>
-        <w:spacing w:after="80" w:before="200"/>
-      </w:pPr>
-      <w:r>
-        <w:rPr>
+        <w:spacing w:after="80" w:before="240"/>
+      </w:pPr>
+      <w:r>
+        <w:rPr>
+          <w:rFonts w:ascii="Calibri" w:cs="Calibri" w:eastAsia="Calibri" w:hAnsi="Calibri"/>
           <w:b/>
           <w:bCs/>
           <w:color w:val="3A6B8A"/>
@@ -2613,6 +2743,7 @@
       </w:pPr>
       <w:r>
         <w:rPr>
+          <w:rFonts w:ascii="Calibri" w:cs="Calibri" w:eastAsia="Calibri" w:hAnsi="Calibri"/>
           <w:sz w:val="22"/>
           <w:szCs w:val="22"/>
         </w:rPr>
@@ -2629,42 +2760,45 @@
       </w:pPr>
       <w:r>
         <w:rPr>
-          <w:sz w:val="22"/>
-          <w:szCs w:val="22"/>
-        </w:rPr>
-        <w:t xml:space="preserve">Audit Log: Teil des rollenden Fensters; wird zusammen mit den zugehörigen Anlässen archiviert und aus der Produktion gelöscht</w:t>
-      </w:r>
-    </w:p>
-    <w:p>
-      <w:pPr>
-        <w:pStyle w:val="ListParagraph"/>
-        <w:numPr>
-          <w:ilvl w:val="0"/>
-          <w:numId w:val="2"/>
-        </w:numPr>
-      </w:pPr>
-      <w:r>
-        <w:rPr>
-          <w:sz w:val="22"/>
-          <w:szCs w:val="22"/>
-        </w:rPr>
-        <w:t xml:space="preserve">Backups: Aufbewahrungsfrist 90 Tage, danach automatisch überschrieben; verschlüsselt, lokal</w:t>
-      </w:r>
-    </w:p>
-    <w:p>
-      <w:pPr>
-        <w:pStyle w:val="ListParagraph"/>
-        <w:numPr>
-          <w:ilvl w:val="0"/>
-          <w:numId w:val="2"/>
-        </w:numPr>
-      </w:pPr>
-      <w:r>
-        <w:rPr>
-          <w:sz w:val="22"/>
-          <w:szCs w:val="22"/>
-        </w:rPr>
-        <w:t xml:space="preserve">Nach Ablauf des Fensters greift der Archivierungsjob (siehe 9.6) — kein manuelles Eingreifen nötig</w:t>
+          <w:rFonts w:ascii="Calibri" w:cs="Calibri" w:eastAsia="Calibri" w:hAnsi="Calibri"/>
+          <w:sz w:val="22"/>
+          <w:szCs w:val="22"/>
+        </w:rPr>
+        <w:t xml:space="preserve">Audit Log: Teil des rollenden Fensters; wird zusammen mit Anlässen archiviert und aus Produktion gelöscht</w:t>
+      </w:r>
+    </w:p>
+    <w:p>
+      <w:pPr>
+        <w:pStyle w:val="ListParagraph"/>
+        <w:numPr>
+          <w:ilvl w:val="0"/>
+          <w:numId w:val="2"/>
+        </w:numPr>
+      </w:pPr>
+      <w:r>
+        <w:rPr>
+          <w:rFonts w:ascii="Calibri" w:cs="Calibri" w:eastAsia="Calibri" w:hAnsi="Calibri"/>
+          <w:sz w:val="22"/>
+          <w:szCs w:val="22"/>
+        </w:rPr>
+        <w:t xml:space="preserve">Backups: Aufbewahrungsfrist 90 Tage, GPG-verschlüsselt (AES-256), 3-2-1-Strategie</w:t>
+      </w:r>
+    </w:p>
+    <w:p>
+      <w:pPr>
+        <w:pStyle w:val="ListParagraph"/>
+        <w:numPr>
+          <w:ilvl w:val="0"/>
+          <w:numId w:val="2"/>
+        </w:numPr>
+      </w:pPr>
+      <w:r>
+        <w:rPr>
+          <w:rFonts w:ascii="Calibri" w:cs="Calibri" w:eastAsia="Calibri" w:hAnsi="Calibri"/>
+          <w:sz w:val="22"/>
+          <w:szCs w:val="22"/>
+        </w:rPr>
+        <w:t xml:space="preserve">Nach Ablauf des Fensters greift der Archivierungsjob (siehe 9.6)</w:t>
       </w:r>
     </w:p>
     <w:p>
@@ -2678,10 +2812,11 @@
     <w:p>
       <w:pPr>
         <w:pStyle w:val="Heading2"/>
-        <w:spacing w:after="80" w:before="200"/>
-      </w:pPr>
-      <w:r>
-        <w:rPr>
+        <w:spacing w:after="80" w:before="240"/>
+      </w:pPr>
+      <w:r>
+        <w:rPr>
+          <w:rFonts w:ascii="Calibri" w:cs="Calibri" w:eastAsia="Calibri" w:hAnsi="Calibri"/>
           <w:b/>
           <w:bCs/>
           <w:color w:val="3A6B8A"/>
@@ -2701,6 +2836,7 @@
       </w:pPr>
       <w:r>
         <w:rPr>
+          <w:rFonts w:ascii="Calibri" w:cs="Calibri" w:eastAsia="Calibri" w:hAnsi="Calibri"/>
           <w:sz w:val="22"/>
           <w:szCs w:val="22"/>
         </w:rPr>
@@ -2717,22 +2853,24 @@
       </w:pPr>
       <w:r>
         <w:rPr>
-          <w:sz w:val="22"/>
-          <w:szCs w:val="22"/>
-        </w:rPr>
-        <w:t xml:space="preserve">Recht auf Vergessenwerden: Personenstammdaten und alle Snapshots können auf Antrag sofort anonymisiert werden, unabhängig vom Archivierungszyklus</w:t>
-      </w:r>
-    </w:p>
-    <w:p>
-      <w:pPr>
-        <w:pStyle w:val="ListParagraph"/>
-        <w:numPr>
-          <w:ilvl w:val="0"/>
-          <w:numId w:val="2"/>
-        </w:numPr>
-      </w:pPr>
-      <w:r>
-        <w:rPr>
+          <w:rFonts w:ascii="Calibri" w:cs="Calibri" w:eastAsia="Calibri" w:hAnsi="Calibri"/>
+          <w:sz w:val="22"/>
+          <w:szCs w:val="22"/>
+        </w:rPr>
+        <w:t xml:space="preserve">Recht auf Vergessenwerden: Personenstammdaten und alle Snapshots können auf Antrag sofort anonymisiert werden</w:t>
+      </w:r>
+    </w:p>
+    <w:p>
+      <w:pPr>
+        <w:pStyle w:val="ListParagraph"/>
+        <w:numPr>
+          <w:ilvl w:val="0"/>
+          <w:numId w:val="2"/>
+        </w:numPr>
+      </w:pPr>
+      <w:r>
+        <w:rPr>
+          <w:rFonts w:ascii="Calibri" w:cs="Calibri" w:eastAsia="Calibri" w:hAnsi="Calibri"/>
           <w:sz w:val="22"/>
           <w:szCs w:val="22"/>
         </w:rPr>
@@ -2750,10 +2888,11 @@
     <w:p>
       <w:pPr>
         <w:pStyle w:val="Heading2"/>
-        <w:spacing w:after="80" w:before="200"/>
-      </w:pPr>
-      <w:r>
-        <w:rPr>
+        <w:spacing w:after="80" w:before="240"/>
+      </w:pPr>
+      <w:r>
+        <w:rPr>
+          <w:rFonts w:ascii="Calibri" w:cs="Calibri" w:eastAsia="Calibri" w:hAnsi="Calibri"/>
           <w:b/>
           <w:bCs/>
           <w:color w:val="3A6B8A"/>
@@ -2773,38 +2912,41 @@
       </w:pPr>
       <w:r>
         <w:rPr>
-          <w:sz w:val="22"/>
-          <w:szCs w:val="22"/>
-        </w:rPr>
-        <w:t xml:space="preserve">Passwörter: gehasht (bcrypt oder Argon2, nie im Klartext)</w:t>
-      </w:r>
-    </w:p>
-    <w:p>
-      <w:pPr>
-        <w:pStyle w:val="ListParagraph"/>
-        <w:numPr>
-          <w:ilvl w:val="0"/>
-          <w:numId w:val="2"/>
-        </w:numPr>
-      </w:pPr>
-      <w:r>
-        <w:rPr>
-          <w:sz w:val="22"/>
-          <w:szCs w:val="22"/>
-        </w:rPr>
-        <w:t xml:space="preserve">Verbindungen: TLS-verschlüsselt (HTTPS verpflichtend)</w:t>
-      </w:r>
-    </w:p>
-    <w:p>
-      <w:pPr>
-        <w:pStyle w:val="ListParagraph"/>
-        <w:numPr>
-          <w:ilvl w:val="0"/>
-          <w:numId w:val="2"/>
-        </w:numPr>
-      </w:pPr>
-      <w:r>
-        <w:rPr>
+          <w:rFonts w:ascii="Calibri" w:cs="Calibri" w:eastAsia="Calibri" w:hAnsi="Calibri"/>
+          <w:sz w:val="22"/>
+          <w:szCs w:val="22"/>
+        </w:rPr>
+        <w:t xml:space="preserve">Passwörter: gehasht mit Argon2 (nie im Klartext)</w:t>
+      </w:r>
+    </w:p>
+    <w:p>
+      <w:pPr>
+        <w:pStyle w:val="ListParagraph"/>
+        <w:numPr>
+          <w:ilvl w:val="0"/>
+          <w:numId w:val="2"/>
+        </w:numPr>
+      </w:pPr>
+      <w:r>
+        <w:rPr>
+          <w:rFonts w:ascii="Calibri" w:cs="Calibri" w:eastAsia="Calibri" w:hAnsi="Calibri"/>
+          <w:sz w:val="22"/>
+          <w:szCs w:val="22"/>
+        </w:rPr>
+        <w:t xml:space="preserve">Verbindungen: TLS-verschlüsselt (HTTPS verpflichtend, HSTS)</w:t>
+      </w:r>
+    </w:p>
+    <w:p>
+      <w:pPr>
+        <w:pStyle w:val="ListParagraph"/>
+        <w:numPr>
+          <w:ilvl w:val="0"/>
+          <w:numId w:val="2"/>
+        </w:numPr>
+      </w:pPr>
+      <w:r>
+        <w:rPr>
+          <w:rFonts w:ascii="Calibri" w:cs="Calibri" w:eastAsia="Calibri" w:hAnsi="Calibri"/>
           <w:sz w:val="22"/>
           <w:szCs w:val="22"/>
         </w:rPr>
@@ -2821,10 +2963,11 @@
       </w:pPr>
       <w:r>
         <w:rPr>
-          <w:sz w:val="22"/>
-          <w:szCs w:val="22"/>
-        </w:rPr>
-        <w:t xml:space="preserve">Backups: verschlüsselt (AES-256), lokal auf dem Kirchgemeinde-Server</w:t>
+          <w:rFonts w:ascii="Calibri" w:cs="Calibri" w:eastAsia="Calibri" w:hAnsi="Calibri"/>
+          <w:sz w:val="22"/>
+          <w:szCs w:val="22"/>
+        </w:rPr>
+        <w:t xml:space="preserve">Backups: GPG-verschlüsselt (AES-256), 3-2-1-Strategie (VPS lokal → kDrive → lokaler PC)</w:t>
       </w:r>
     </w:p>
     <w:p>
@@ -2838,10 +2981,11 @@
     <w:p>
       <w:pPr>
         <w:pStyle w:val="Heading2"/>
-        <w:spacing w:after="80" w:before="200"/>
-      </w:pPr>
-      <w:r>
-        <w:rPr>
+        <w:spacing w:after="80" w:before="240"/>
+      </w:pPr>
+      <w:r>
+        <w:rPr>
+          <w:rFonts w:ascii="Calibri" w:cs="Calibri" w:eastAsia="Calibri" w:hAnsi="Calibri"/>
           <w:b/>
           <w:bCs/>
           <w:color w:val="3A6B8A"/>
@@ -2858,33 +3002,14 @@
       </w:pPr>
       <w:r>
         <w:rPr>
+          <w:rFonts w:ascii="Calibri" w:cs="Calibri" w:eastAsia="Calibri" w:hAnsi="Calibri"/>
           <w:i/>
           <w:iCs/>
           <w:color w:val="8B4000"/>
           <w:sz w:val="20"/>
           <w:szCs w:val="20"/>
         </w:rPr>
-        <w:t xml:space="preserve">⚠ Der Job läuft automatisch, z.B. jährlich am 1. Januar, für alle Daten älter als 2 Jahre. Konfigurierbar.</w:t>
-      </w:r>
-    </w:p>
-    <w:p>
-      <w:pPr>
-        <w:spacing w:after="80"/>
-      </w:pPr>
-      <w:r>
-        <w:t xml:space="preserve"/>
-      </w:r>
-    </w:p>
-    <w:p>
-      <w:pPr>
-        <w:spacing w:after="120"/>
-      </w:pPr>
-      <w:r>
-        <w:rPr>
-          <w:sz w:val="22"/>
-          <w:szCs w:val="22"/>
-        </w:rPr>
-        <w:t xml:space="preserve">Der Job arbeitet in drei Schritten. Alle drei Schritte sind atomar: bei Fehler in Schritt 2 oder 3 wird abgebrochen und kein Schritt zurückgerollt bis zum nächsten Lauf.</w:t>
+        <w:t xml:space="preserve">⚠ Der Job läuft automatisch jährlich am 1. Januar für alle Daten älter als 2 Jahre. Konfigurierbar.</w:t>
       </w:r>
     </w:p>
     <w:p>
@@ -2933,6 +3058,7 @@
           <w:p>
             <w:r>
               <w:rPr>
+                <w:rFonts w:ascii="Calibri" w:cs="Calibri" w:eastAsia="Calibri" w:hAnsi="Calibri"/>
                 <w:b/>
                 <w:bCs/>
                 <w:sz w:val="20"/>
@@ -2962,6 +3088,7 @@
           <w:p>
             <w:r>
               <w:rPr>
+                <w:rFonts w:ascii="Calibri" w:cs="Calibri" w:eastAsia="Calibri" w:hAnsi="Calibri"/>
                 <w:b/>
                 <w:bCs/>
                 <w:sz w:val="20"/>
@@ -2991,6 +3118,7 @@
           <w:p>
             <w:r>
               <w:rPr>
+                <w:rFonts w:ascii="Calibri" w:cs="Calibri" w:eastAsia="Calibri" w:hAnsi="Calibri"/>
                 <w:b/>
                 <w:bCs/>
                 <w:sz w:val="20"/>
@@ -3022,6 +3150,7 @@
           <w:p>
             <w:r>
               <w:rPr>
+                <w:rFonts w:ascii="Calibri" w:cs="Calibri" w:eastAsia="Calibri" w:hAnsi="Calibri"/>
                 <w:b w:val="false"/>
                 <w:bCs w:val="false"/>
                 <w:sz w:val="20"/>
@@ -3051,6 +3180,7 @@
           <w:p>
             <w:r>
               <w:rPr>
+                <w:rFonts w:ascii="Calibri" w:cs="Calibri" w:eastAsia="Calibri" w:hAnsi="Calibri"/>
                 <w:b w:val="false"/>
                 <w:bCs w:val="false"/>
                 <w:sz w:val="20"/>
@@ -3080,12 +3210,13 @@
           <w:p>
             <w:r>
               <w:rPr>
+                <w:rFonts w:ascii="Calibri" w:cs="Calibri" w:eastAsia="Calibri" w:hAnsi="Calibri"/>
                 <w:b w:val="false"/>
                 <w:bCs w:val="false"/>
                 <w:sz w:val="20"/>
                 <w:szCs w:val="20"/>
               </w:rPr>
-              <w:t xml:space="preserve">Anlässe, Termine, Räume, Ressourcen werden exportiert. Personenbezug (Namen, Kontakte) wird durch generische Platzhalter ersetzt. Kein occurrence_participant, kein Audit Log im Archiv.</w:t>
+              <w:t xml:space="preserve">Anlässe, Termine, Räume, Ressourcen. Kein Personenbezug, kein Audit Log im Archiv.</w:t>
             </w:r>
           </w:p>
         </w:tc>
@@ -3111,6 +3242,7 @@
           <w:p>
             <w:r>
               <w:rPr>
+                <w:rFonts w:ascii="Calibri" w:cs="Calibri" w:eastAsia="Calibri" w:hAnsi="Calibri"/>
                 <w:b w:val="false"/>
                 <w:bCs w:val="false"/>
                 <w:sz w:val="20"/>
@@ -3140,6 +3272,7 @@
           <w:p>
             <w:r>
               <w:rPr>
+                <w:rFonts w:ascii="Calibri" w:cs="Calibri" w:eastAsia="Calibri" w:hAnsi="Calibri"/>
                 <w:b w:val="false"/>
                 <w:bCs w:val="false"/>
                 <w:sz w:val="20"/>
@@ -3169,12 +3302,13 @@
           <w:p>
             <w:r>
               <w:rPr>
+                <w:rFonts w:ascii="Calibri" w:cs="Calibri" w:eastAsia="Calibri" w:hAnsi="Calibri"/>
                 <w:b w:val="false"/>
                 <w:bCs w:val="false"/>
                 <w:sz w:val="20"/>
                 <w:szCs w:val="20"/>
               </w:rPr>
-              <w:t xml:space="preserve">Vollständigkeit und Lesbarkeit des Exports werden geprüft. Bei Fehler: Abbruch, kein Löschen, Alarm an Admin.</w:t>
+              <w:t xml:space="preserve">Bei Fehler: Abbruch, kein Löschen, Alarm an Admin.</w:t>
             </w:r>
           </w:p>
         </w:tc>
@@ -3200,6 +3334,7 @@
           <w:p>
             <w:r>
               <w:rPr>
+                <w:rFonts w:ascii="Calibri" w:cs="Calibri" w:eastAsia="Calibri" w:hAnsi="Calibri"/>
                 <w:b w:val="false"/>
                 <w:bCs w:val="false"/>
                 <w:sz w:val="20"/>
@@ -3229,6 +3364,7 @@
           <w:p>
             <w:r>
               <w:rPr>
+                <w:rFonts w:ascii="Calibri" w:cs="Calibri" w:eastAsia="Calibri" w:hAnsi="Calibri"/>
                 <w:b w:val="false"/>
                 <w:bCs w:val="false"/>
                 <w:sz w:val="20"/>
@@ -3258,12 +3394,13 @@
           <w:p>
             <w:r>
               <w:rPr>
+                <w:rFonts w:ascii="Calibri" w:cs="Calibri" w:eastAsia="Calibri" w:hAnsi="Calibri"/>
                 <w:b w:val="false"/>
                 <w:bCs w:val="false"/>
                 <w:sz w:val="20"/>
                 <w:szCs w:val="20"/>
               </w:rPr>
-              <w:t xml:space="preserve">Alle Datensätze ausserhalb des rollenden Fensters werden physisch gelöscht (kein Soft Delete). Audit Log der betroffenen Einträge ebenfalls gelöscht.</w:t>
+              <w:t xml:space="preserve">Alle Datensätze ausserhalb des rollenden Fensters werden physisch gelöscht.</w:t>
             </w:r>
           </w:p>
         </w:tc>
@@ -3287,6 +3424,7 @@
       </w:pPr>
       <w:r>
         <w:rPr>
+          <w:rFonts w:ascii="Calibri" w:cs="Calibri" w:eastAsia="Calibri" w:hAnsi="Calibri"/>
           <w:sz w:val="22"/>
           <w:szCs w:val="22"/>
         </w:rPr>
@@ -3303,42 +3441,11 @@
       </w:pPr>
       <w:r>
         <w:rPr>
-          <w:sz w:val="22"/>
-          <w:szCs w:val="22"/>
-        </w:rPr>
-        <w:t xml:space="preserve">Das Archiv wird verschlüsselt gespeichert (AES-256) und ist nur für Admin zugänglich</w:t>
-      </w:r>
-    </w:p>
-    <w:p>
-      <w:pPr>
-        <w:pStyle w:val="ListParagraph"/>
-        <w:numPr>
-          <w:ilvl w:val="0"/>
-          <w:numId w:val="2"/>
-        </w:numPr>
-      </w:pPr>
-      <w:r>
-        <w:rPr>
-          <w:sz w:val="22"/>
-          <w:szCs w:val="22"/>
-        </w:rPr>
-        <w:t xml:space="preserve">Archivdateien werden mit Datum und Versionsnummer benannt; ältere Archivdateien werden nicht automatisch gelöscht</w:t>
-      </w:r>
-    </w:p>
-    <w:p>
-      <w:pPr>
-        <w:pStyle w:val="ListParagraph"/>
-        <w:numPr>
-          <w:ilvl w:val="0"/>
-          <w:numId w:val="2"/>
-        </w:numPr>
-      </w:pPr>
-      <w:r>
-        <w:rPr>
-          <w:sz w:val="22"/>
-          <w:szCs w:val="22"/>
-        </w:rPr>
-        <w:t xml:space="preserve">Der Archivierungsjob protokolliert Lauf, Ergebnis und Anzahl gelöschter Datensätze im System-Log</w:t>
+          <w:rFonts w:ascii="Calibri" w:cs="Calibri" w:eastAsia="Calibri" w:hAnsi="Calibri"/>
+          <w:sz w:val="22"/>
+          <w:szCs w:val="22"/>
+        </w:rPr>
+        <w:t xml:space="preserve">Das Archiv wird GPG-verschlüsselt gespeichert und ist nur für Admin zugänglich</w:t>
       </w:r>
     </w:p>
     <w:p>
@@ -3355,10 +3462,11 @@
         <w:pBdr>
           <w:bottom w:val="single" w:color="AABBD0" w:sz="4" w:space="1"/>
         </w:pBdr>
-        <w:spacing w:after="120" w:before="320"/>
-      </w:pPr>
-      <w:r>
-        <w:rPr>
+        <w:spacing w:after="120" w:before="400"/>
+      </w:pPr>
+      <w:r>
+        <w:rPr>
+          <w:rFonts w:ascii="Calibri" w:cs="Calibri" w:eastAsia="Calibri" w:hAnsi="Calibri"/>
           <w:b/>
           <w:bCs/>
           <w:color w:val="2E4057"/>
@@ -3378,70 +3486,92 @@
       </w:pPr>
       <w:r>
         <w:rPr>
-          <w:sz w:val="22"/>
-          <w:szCs w:val="22"/>
-        </w:rPr>
-        <w:t xml:space="preserve">Deployment: VPS (Virtual Private Server), von überall erreichbar; kein Heimnetz-Expose, kein VPN erforderlich</w:t>
-      </w:r>
-    </w:p>
-    <w:p>
-      <w:pPr>
-        <w:pStyle w:val="ListParagraph"/>
-        <w:numPr>
-          <w:ilvl w:val="0"/>
-          <w:numId w:val="2"/>
-        </w:numPr>
-      </w:pPr>
-      <w:r>
-        <w:rPr>
-          <w:sz w:val="22"/>
-          <w:szCs w:val="22"/>
-        </w:rPr>
-        <w:t xml:space="preserve">Empfohlene Anbieter: Hetzner (DE) oder Infomaniak (CH, Schweizer Datenschutz)</w:t>
-      </w:r>
-    </w:p>
-    <w:p>
-      <w:pPr>
-        <w:pStyle w:val="ListParagraph"/>
-        <w:numPr>
-          <w:ilvl w:val="0"/>
-          <w:numId w:val="2"/>
-        </w:numPr>
-      </w:pPr>
-      <w:r>
-        <w:rPr>
-          <w:sz w:val="22"/>
-          <w:szCs w:val="22"/>
-        </w:rPr>
-        <w:t xml:space="preserve">Betriebssystem: Linux (Ubuntu LTS empfohlen)</w:t>
-      </w:r>
-    </w:p>
-    <w:p>
-      <w:pPr>
-        <w:pStyle w:val="ListParagraph"/>
-        <w:numPr>
-          <w:ilvl w:val="0"/>
-          <w:numId w:val="2"/>
-        </w:numPr>
-      </w:pPr>
-      <w:r>
-        <w:rPr>
-          <w:sz w:val="22"/>
-          <w:szCs w:val="22"/>
-        </w:rPr>
-        <w:t xml:space="preserve">Datenbank: PostgreSQL</w:t>
-      </w:r>
-    </w:p>
-    <w:p>
-      <w:pPr>
-        <w:pStyle w:val="ListParagraph"/>
-        <w:numPr>
-          <w:ilvl w:val="0"/>
-          <w:numId w:val="2"/>
-        </w:numPr>
-      </w:pPr>
-      <w:r>
-        <w:rPr>
+          <w:rFonts w:ascii="Calibri" w:cs="Calibri" w:eastAsia="Calibri" w:hAnsi="Calibri"/>
+          <w:sz w:val="22"/>
+          <w:szCs w:val="22"/>
+        </w:rPr>
+        <w:t xml:space="preserve">Deployment: VPS bei Infomaniak (CH), Rechenzentren Genf/Zürich, ISO 27001, DSG-konform</w:t>
+      </w:r>
+    </w:p>
+    <w:p>
+      <w:pPr>
+        <w:pStyle w:val="ListParagraph"/>
+        <w:numPr>
+          <w:ilvl w:val="0"/>
+          <w:numId w:val="2"/>
+        </w:numPr>
+      </w:pPr>
+      <w:r>
+        <w:rPr>
+          <w:rFonts w:ascii="Calibri" w:cs="Calibri" w:eastAsia="Calibri" w:hAnsi="Calibri"/>
+          <w:sz w:val="22"/>
+          <w:szCs w:val="22"/>
+        </w:rPr>
+        <w:t xml:space="preserve">Betriebssystem: Ubuntu LTS</w:t>
+      </w:r>
+    </w:p>
+    <w:p>
+      <w:pPr>
+        <w:pStyle w:val="ListParagraph"/>
+        <w:numPr>
+          <w:ilvl w:val="0"/>
+          <w:numId w:val="2"/>
+        </w:numPr>
+      </w:pPr>
+      <w:r>
+        <w:rPr>
+          <w:rFonts w:ascii="Calibri" w:cs="Calibri" w:eastAsia="Calibri" w:hAnsi="Calibri"/>
+          <w:sz w:val="22"/>
+          <w:szCs w:val="22"/>
+        </w:rPr>
+        <w:t xml:space="preserve">Containerisierung: Docker Compose (3 Container: nginx, app, db)</w:t>
+      </w:r>
+    </w:p>
+    <w:p>
+      <w:pPr>
+        <w:pStyle w:val="ListParagraph"/>
+        <w:numPr>
+          <w:ilvl w:val="0"/>
+          <w:numId w:val="2"/>
+        </w:numPr>
+      </w:pPr>
+      <w:r>
+        <w:rPr>
+          <w:rFonts w:ascii="Calibri" w:cs="Calibri" w:eastAsia="Calibri" w:hAnsi="Calibri"/>
+          <w:sz w:val="22"/>
+          <w:szCs w:val="22"/>
+        </w:rPr>
+        <w:t xml:space="preserve">Netzwerk-Isolation: nur nginx-Container hat öffentliche Ports; app und db sind auf interne Docker-Netzwerke beschränkt; db-Netzwerk ist internal:true (kein Internetzugang)</w:t>
+      </w:r>
+    </w:p>
+    <w:p>
+      <w:pPr>
+        <w:pStyle w:val="ListParagraph"/>
+        <w:numPr>
+          <w:ilvl w:val="0"/>
+          <w:numId w:val="2"/>
+        </w:numPr>
+      </w:pPr>
+      <w:r>
+        <w:rPr>
+          <w:rFonts w:ascii="Calibri" w:cs="Calibri" w:eastAsia="Calibri" w:hAnsi="Calibri"/>
+          <w:sz w:val="22"/>
+          <w:szCs w:val="22"/>
+        </w:rPr>
+        <w:t xml:space="preserve">Datenbank: PostgreSQL 16</w:t>
+      </w:r>
+    </w:p>
+    <w:p>
+      <w:pPr>
+        <w:pStyle w:val="ListParagraph"/>
+        <w:numPr>
+          <w:ilvl w:val="0"/>
+          <w:numId w:val="2"/>
+        </w:numPr>
+      </w:pPr>
+      <w:r>
+        <w:rPr>
+          <w:rFonts w:ascii="Calibri" w:cs="Calibri" w:eastAsia="Calibri" w:hAnsi="Calibri"/>
           <w:sz w:val="22"/>
           <w:szCs w:val="22"/>
         </w:rPr>
@@ -3458,6 +3588,7 @@
       </w:pPr>
       <w:r>
         <w:rPr>
+          <w:rFonts w:ascii="Calibri" w:cs="Calibri" w:eastAsia="Calibri" w:hAnsi="Calibri"/>
           <w:sz w:val="22"/>
           <w:szCs w:val="22"/>
         </w:rPr>
@@ -3474,38 +3605,24 @@
       </w:pPr>
       <w:r>
         <w:rPr>
-          <w:sz w:val="22"/>
-          <w:szCs w:val="22"/>
-        </w:rPr>
-        <w:t xml:space="preserve">Frontend-Interaktivität: HTMX (Ajax-artige UX ohne JS-Framework, kein Build-Step)</w:t>
-      </w:r>
-    </w:p>
-    <w:p>
-      <w:pPr>
-        <w:pStyle w:val="ListParagraph"/>
-        <w:numPr>
-          <w:ilvl w:val="0"/>
-          <w:numId w:val="2"/>
-        </w:numPr>
-      </w:pPr>
-      <w:r>
-        <w:rPr>
-          <w:sz w:val="22"/>
-          <w:szCs w:val="22"/>
-        </w:rPr>
-        <w:t xml:space="preserve">Minimales clientseitiges JavaScript für spezifische UI-Elemente (z.B. Kalenderansicht)</w:t>
-      </w:r>
-    </w:p>
-    <w:p>
-      <w:pPr>
-        <w:pStyle w:val="ListParagraph"/>
-        <w:numPr>
-          <w:ilvl w:val="0"/>
-          <w:numId w:val="2"/>
-        </w:numPr>
-      </w:pPr>
-      <w:r>
-        <w:rPr>
+          <w:rFonts w:ascii="Calibri" w:cs="Calibri" w:eastAsia="Calibri" w:hAnsi="Calibri"/>
+          <w:sz w:val="22"/>
+          <w:szCs w:val="22"/>
+        </w:rPr>
+        <w:t xml:space="preserve">Frontend-Interaktivität: HTMX (kein JS-Framework, kein Build-Step)</w:t>
+      </w:r>
+    </w:p>
+    <w:p>
+      <w:pPr>
+        <w:pStyle w:val="ListParagraph"/>
+        <w:numPr>
+          <w:ilvl w:val="0"/>
+          <w:numId w:val="2"/>
+        </w:numPr>
+      </w:pPr>
+      <w:r>
+        <w:rPr>
+          <w:rFonts w:ascii="Calibri" w:cs="Calibri" w:eastAsia="Calibri" w:hAnsi="Calibri"/>
           <w:sz w:val="22"/>
           <w:szCs w:val="22"/>
         </w:rPr>
@@ -3522,26 +3639,28 @@
       </w:pPr>
       <w:r>
         <w:rPr>
-          <w:sz w:val="22"/>
-          <w:szCs w:val="22"/>
-        </w:rPr>
-        <w:t xml:space="preserve">TLS-Zertifikat: Let's Encrypt (automatisch via Certbot)</w:t>
-      </w:r>
-    </w:p>
-    <w:p>
-      <w:pPr>
-        <w:pStyle w:val="ListParagraph"/>
-        <w:numPr>
-          <w:ilvl w:val="0"/>
-          <w:numId w:val="2"/>
-        </w:numPr>
-      </w:pPr>
-      <w:r>
-        <w:rPr>
-          <w:sz w:val="22"/>
-          <w:szCs w:val="22"/>
-        </w:rPr>
-        <w:t xml:space="preserve">Reverse Proxy: nginx (TLS-Terminierung, statische Assets)</w:t>
+          <w:rFonts w:ascii="Calibri" w:cs="Calibri" w:eastAsia="Calibri" w:hAnsi="Calibri"/>
+          <w:sz w:val="22"/>
+          <w:szCs w:val="22"/>
+        </w:rPr>
+        <w:t xml:space="preserve">TLS: Let's Encrypt via Certbot, automatische Erneuerung</w:t>
+      </w:r>
+    </w:p>
+    <w:p>
+      <w:pPr>
+        <w:pStyle w:val="ListParagraph"/>
+        <w:numPr>
+          <w:ilvl w:val="0"/>
+          <w:numId w:val="2"/>
+        </w:numPr>
+      </w:pPr>
+      <w:r>
+        <w:rPr>
+          <w:rFonts w:ascii="Calibri" w:cs="Calibri" w:eastAsia="Calibri" w:hAnsi="Calibri"/>
+          <w:sz w:val="22"/>
+          <w:szCs w:val="22"/>
+        </w:rPr>
+        <w:t xml:space="preserve">Reverse Proxy: nginx (TLS-Terminierung, statische Assets, Rate-Limiting, Security-Header)</w:t>
       </w:r>
     </w:p>
     <w:p>
@@ -3558,10 +3677,11 @@
         <w:pBdr>
           <w:bottom w:val="single" w:color="AABBD0" w:sz="4" w:space="1"/>
         </w:pBdr>
-        <w:spacing w:after="120" w:before="320"/>
-      </w:pPr>
-      <w:r>
-        <w:rPr>
+        <w:spacing w:after="120" w:before="400"/>
+      </w:pPr>
+      <w:r>
+        <w:rPr>
+          <w:rFonts w:ascii="Calibri" w:cs="Calibri" w:eastAsia="Calibri" w:hAnsi="Calibri"/>
           <w:b/>
           <w:bCs/>
           <w:color w:val="2E4057"/>
@@ -3581,22 +3701,24 @@
       </w:pPr>
       <w:r>
         <w:rPr>
-          <w:sz w:val="22"/>
-          <w:szCs w:val="22"/>
-        </w:rPr>
-        <w:t xml:space="preserve">Vollständiger End-to-End-Prozess (Erstellung → Konfliktprüfung → Freigabe → Veröffentlichung) ohne manuelle Datenbankeingriffe</w:t>
-      </w:r>
-    </w:p>
-    <w:p>
-      <w:pPr>
-        <w:pStyle w:val="ListParagraph"/>
-        <w:numPr>
-          <w:ilvl w:val="0"/>
-          <w:numId w:val="2"/>
-        </w:numPr>
-      </w:pPr>
-      <w:r>
-        <w:rPr>
+          <w:rFonts w:ascii="Calibri" w:cs="Calibri" w:eastAsia="Calibri" w:hAnsi="Calibri"/>
+          <w:sz w:val="22"/>
+          <w:szCs w:val="22"/>
+        </w:rPr>
+        <w:t xml:space="preserve">Vollständiger End-to-End-Prozess ohne manuelle Datenbankeingriffe</w:t>
+      </w:r>
+    </w:p>
+    <w:p>
+      <w:pPr>
+        <w:pStyle w:val="ListParagraph"/>
+        <w:numPr>
+          <w:ilvl w:val="0"/>
+          <w:numId w:val="2"/>
+        </w:numPr>
+      </w:pPr>
+      <w:r>
+        <w:rPr>
+          <w:rFonts w:ascii="Calibri" w:cs="Calibri" w:eastAsia="Calibri" w:hAnsi="Calibri"/>
           <w:sz w:val="22"/>
           <w:szCs w:val="22"/>
         </w:rPr>
@@ -3613,6 +3735,7 @@
       </w:pPr>
       <w:r>
         <w:rPr>
+          <w:rFonts w:ascii="Calibri" w:cs="Calibri" w:eastAsia="Calibri" w:hAnsi="Calibri"/>
           <w:sz w:val="22"/>
           <w:szCs w:val="22"/>
         </w:rPr>
@@ -3629,6 +3752,7 @@
       </w:pPr>
       <w:r>
         <w:rPr>
+          <w:rFonts w:ascii="Calibri" w:cs="Calibri" w:eastAsia="Calibri" w:hAnsi="Calibri"/>
           <w:sz w:val="22"/>
           <w:szCs w:val="22"/>
         </w:rPr>
@@ -3645,22 +3769,24 @@
       </w:pPr>
       <w:r>
         <w:rPr>
-          <w:sz w:val="22"/>
-          <w:szCs w:val="22"/>
-        </w:rPr>
-        <w:t xml:space="preserve">Self-Approval ist technisch unterbunden (nicht nur durch UI-Konvention)</w:t>
-      </w:r>
-    </w:p>
-    <w:p>
-      <w:pPr>
-        <w:pStyle w:val="ListParagraph"/>
-        <w:numPr>
-          <w:ilvl w:val="0"/>
-          <w:numId w:val="2"/>
-        </w:numPr>
-      </w:pPr>
-      <w:r>
-        <w:rPr>
+          <w:rFonts w:ascii="Calibri" w:cs="Calibri" w:eastAsia="Calibri" w:hAnsi="Calibri"/>
+          <w:sz w:val="22"/>
+          <w:szCs w:val="22"/>
+        </w:rPr>
+        <w:t xml:space="preserve">Self-Approval ist technisch unterbunden (DB-Constraint + Applikationslogik)</w:t>
+      </w:r>
+    </w:p>
+    <w:p>
+      <w:pPr>
+        <w:pStyle w:val="ListParagraph"/>
+        <w:numPr>
+          <w:ilvl w:val="0"/>
+          <w:numId w:val="2"/>
+        </w:numPr>
+      </w:pPr>
+      <w:r>
+        <w:rPr>
+          <w:rFonts w:ascii="Calibri" w:cs="Calibri" w:eastAsia="Calibri" w:hAnsi="Calibri"/>
           <w:sz w:val="22"/>
           <w:szCs w:val="22"/>
         </w:rPr>
@@ -3677,10 +3803,28 @@
       </w:pPr>
       <w:r>
         <w:rPr>
+          <w:rFonts w:ascii="Calibri" w:cs="Calibri" w:eastAsia="Calibri" w:hAnsi="Calibri"/>
           <w:sz w:val="22"/>
           <w:szCs w:val="22"/>
         </w:rPr>
         <w:t xml:space="preserve">Archivierungsjob ist implementiert, testbar und protokolliert seinen Lauf</w:t>
+      </w:r>
+    </w:p>
+    <w:p>
+      <w:pPr>
+        <w:pStyle w:val="ListParagraph"/>
+        <w:numPr>
+          <w:ilvl w:val="0"/>
+          <w:numId w:val="2"/>
+        </w:numPr>
+      </w:pPr>
+      <w:r>
+        <w:rPr>
+          <w:rFonts w:ascii="Calibri" w:cs="Calibri" w:eastAsia="Calibri" w:hAnsi="Calibri"/>
+          <w:sz w:val="22"/>
+          <w:szCs w:val="22"/>
+        </w:rPr>
+        <w:t xml:space="preserve">Sicherheitsanforderungen aus Abschnitt 14 sind vollständig umgesetzt</w:t>
       </w:r>
     </w:p>
     <w:p>
@@ -3697,10 +3841,11 @@
         <w:pBdr>
           <w:bottom w:val="single" w:color="AABBD0" w:sz="4" w:space="1"/>
         </w:pBdr>
-        <w:spacing w:after="120" w:before="320"/>
-      </w:pPr>
-      <w:r>
-        <w:rPr>
+        <w:spacing w:after="120" w:before="400"/>
+      </w:pPr>
+      <w:r>
+        <w:rPr>
+          <w:rFonts w:ascii="Calibri" w:cs="Calibri" w:eastAsia="Calibri" w:hAnsi="Calibri"/>
           <w:b/>
           <w:bCs/>
           <w:color w:val="2E4057"/>
@@ -3720,6 +3865,7 @@
       </w:pPr>
       <w:r>
         <w:rPr>
+          <w:rFonts w:ascii="Calibri" w:cs="Calibri" w:eastAsia="Calibri" w:hAnsi="Calibri"/>
           <w:sz w:val="22"/>
           <w:szCs w:val="22"/>
         </w:rPr>
@@ -3736,22 +3882,24 @@
       </w:pPr>
       <w:r>
         <w:rPr>
-          <w:sz w:val="22"/>
-          <w:szCs w:val="22"/>
-        </w:rPr>
-        <w:t xml:space="preserve">Automatische Benachrichtigungen (E-Mail/Push) – geplant für Phase 2</w:t>
-      </w:r>
-    </w:p>
-    <w:p>
-      <w:pPr>
-        <w:pStyle w:val="ListParagraph"/>
-        <w:numPr>
-          <w:ilvl w:val="0"/>
-          <w:numId w:val="2"/>
-        </w:numPr>
-      </w:pPr>
-      <w:r>
-        <w:rPr>
+          <w:rFonts w:ascii="Calibri" w:cs="Calibri" w:eastAsia="Calibri" w:hAnsi="Calibri"/>
+          <w:sz w:val="22"/>
+          <w:szCs w:val="22"/>
+        </w:rPr>
+        <w:t xml:space="preserve">Automatische Benachrichtigungen (E-Mail/Push) — Phase 2</w:t>
+      </w:r>
+    </w:p>
+    <w:p>
+      <w:pPr>
+        <w:pStyle w:val="ListParagraph"/>
+        <w:numPr>
+          <w:ilvl w:val="0"/>
+          <w:numId w:val="2"/>
+        </w:numPr>
+      </w:pPr>
+      <w:r>
+        <w:rPr>
+          <w:rFonts w:ascii="Calibri" w:cs="Calibri" w:eastAsia="Calibri" w:hAnsi="Calibri"/>
           <w:sz w:val="22"/>
           <w:szCs w:val="22"/>
         </w:rPr>
@@ -3768,6 +3916,7 @@
       </w:pPr>
       <w:r>
         <w:rPr>
+          <w:rFonts w:ascii="Calibri" w:cs="Calibri" w:eastAsia="Calibri" w:hAnsi="Calibri"/>
           <w:sz w:val="22"/>
           <w:szCs w:val="22"/>
         </w:rPr>
@@ -3784,6 +3933,7 @@
       </w:pPr>
       <w:r>
         <w:rPr>
+          <w:rFonts w:ascii="Calibri" w:cs="Calibri" w:eastAsia="Calibri" w:hAnsi="Calibri"/>
           <w:sz w:val="22"/>
           <w:szCs w:val="22"/>
         </w:rPr>
@@ -3800,6 +3950,7 @@
       </w:pPr>
       <w:r>
         <w:rPr>
+          <w:rFonts w:ascii="Calibri" w:cs="Calibri" w:eastAsia="Calibri" w:hAnsi="Calibri"/>
           <w:sz w:val="22"/>
           <w:szCs w:val="22"/>
         </w:rPr>
@@ -3816,6 +3967,7 @@
       </w:pPr>
       <w:r>
         <w:rPr>
+          <w:rFonts w:ascii="Calibri" w:cs="Calibri" w:eastAsia="Calibri" w:hAnsi="Calibri"/>
           <w:sz w:val="22"/>
           <w:szCs w:val="22"/>
         </w:rPr>
@@ -3832,6 +3984,7 @@
       </w:pPr>
       <w:r>
         <w:rPr>
+          <w:rFonts w:ascii="Calibri" w:cs="Calibri" w:eastAsia="Calibri" w:hAnsi="Calibri"/>
           <w:sz w:val="22"/>
           <w:szCs w:val="22"/>
         </w:rPr>
@@ -3848,6 +4001,7 @@
       </w:pPr>
       <w:r>
         <w:rPr>
+          <w:rFonts w:ascii="Calibri" w:cs="Calibri" w:eastAsia="Calibri" w:hAnsi="Calibri"/>
           <w:sz w:val="22"/>
           <w:szCs w:val="22"/>
         </w:rPr>
@@ -3868,10 +4022,11 @@
         <w:pBdr>
           <w:bottom w:val="single" w:color="AABBD0" w:sz="4" w:space="1"/>
         </w:pBdr>
-        <w:spacing w:after="120" w:before="320"/>
-      </w:pPr>
-      <w:r>
-        <w:rPr>
+        <w:spacing w:after="120" w:before="400"/>
+      </w:pPr>
+      <w:r>
+        <w:rPr>
+          <w:rFonts w:ascii="Calibri" w:cs="Calibri" w:eastAsia="Calibri" w:hAnsi="Calibri"/>
           <w:b/>
           <w:bCs/>
           <w:color w:val="2E4057"/>
@@ -3884,10 +4039,11 @@
     <w:p>
       <w:pPr>
         <w:pStyle w:val="Heading2"/>
-        <w:spacing w:after="80" w:before="200"/>
-      </w:pPr>
-      <w:r>
-        <w:rPr>
+        <w:spacing w:after="80" w:before="240"/>
+      </w:pPr>
+      <w:r>
+        <w:rPr>
+          <w:rFonts w:ascii="Calibri" w:cs="Calibri" w:eastAsia="Calibri" w:hAnsi="Calibri"/>
           <w:b/>
           <w:bCs/>
           <w:color w:val="3A6B8A"/>
@@ -3903,6 +4059,7 @@
       </w:pPr>
       <w:r>
         <w:rPr>
+          <w:rFonts w:ascii="Calibri" w:cs="Calibri" w:eastAsia="Calibri" w:hAnsi="Calibri"/>
           <w:sz w:val="22"/>
           <w:szCs w:val="22"/>
         </w:rPr>
@@ -3911,18 +4068,6 @@
     </w:p>
     <w:p>
       <w:pPr>
-        <w:spacing w:after="120"/>
-      </w:pPr>
-      <w:r>
-        <w:rPr>
-          <w:sz w:val="22"/>
-          <w:szCs w:val="22"/>
-        </w:rPr>
-        <w:t xml:space="preserve">Hintergrund: Seelsorger sehen im Kalender wer Dienst hat und wissen damit, an wen sie Gottesdienst-Informationen schicken müssen. Gleichzeitig können Spezialfälle abgebildet werden (z.B. Mesmer an seinem freien Tag nur für eine Probe anwesend, aber nicht für den vollen Dienst verfügbar).</w:t>
-      </w:r>
-    </w:p>
-    <w:p>
-      <w:pPr>
         <w:spacing w:after="80"/>
       </w:pPr>
       <w:r>
@@ -3932,10 +4077,11 @@
     <w:p>
       <w:pPr>
         <w:pStyle w:val="Heading2"/>
-        <w:spacing w:after="80" w:before="200"/>
-      </w:pPr>
-      <w:r>
-        <w:rPr>
+        <w:spacing w:after="80" w:before="240"/>
+      </w:pPr>
+      <w:r>
+        <w:rPr>
+          <w:rFonts w:ascii="Calibri" w:cs="Calibri" w:eastAsia="Calibri" w:hAnsi="Calibri"/>
           <w:b/>
           <w:bCs/>
           <w:color w:val="3A6B8A"/>
@@ -3955,6 +4101,7 @@
       </w:pPr>
       <w:r>
         <w:rPr>
+          <w:rFonts w:ascii="Calibri" w:cs="Calibri" w:eastAsia="Calibri" w:hAnsi="Calibri"/>
           <w:sz w:val="22"/>
           <w:szCs w:val="22"/>
         </w:rPr>
@@ -3971,42 +4118,45 @@
       </w:pPr>
       <w:r>
         <w:rPr>
-          <w:sz w:val="22"/>
-          <w:szCs w:val="22"/>
-        </w:rPr>
-        <w:t xml:space="preserve">Keine automatische Verknüpfung mit Anlässen — Kalender zeigt beides nebeneinander, Interpretation erfolgt durch die Person</w:t>
-      </w:r>
-    </w:p>
-    <w:p>
-      <w:pPr>
-        <w:pStyle w:val="ListParagraph"/>
-        <w:numPr>
-          <w:ilvl w:val="0"/>
-          <w:numId w:val="2"/>
-        </w:numPr>
-      </w:pPr>
-      <w:r>
-        <w:rPr>
-          <w:sz w:val="22"/>
-          <w:szCs w:val="22"/>
-        </w:rPr>
-        <w:t xml:space="preserve">Keine Rotationslogik, keine Fairness-Algorithmen, kein Schichtplan-Generator — diese Absprachen erfolgen weiterhin im Team</w:t>
-      </w:r>
-    </w:p>
-    <w:p>
-      <w:pPr>
-        <w:pStyle w:val="ListParagraph"/>
-        <w:numPr>
-          <w:ilvl w:val="0"/>
-          <w:numId w:val="2"/>
-        </w:numPr>
-      </w:pPr>
-      <w:r>
-        <w:rPr>
-          <w:sz w:val="22"/>
-          <w:szCs w:val="22"/>
-        </w:rPr>
-        <w:t xml:space="preserve">Kein Override-Workflow: Einträge können von berechtigten Personen direkt erstellt und geändert werden</w:t>
+          <w:rFonts w:ascii="Calibri" w:cs="Calibri" w:eastAsia="Calibri" w:hAnsi="Calibri"/>
+          <w:sz w:val="22"/>
+          <w:szCs w:val="22"/>
+        </w:rPr>
+        <w:t xml:space="preserve">Keine automatische Verknüpfung mit Anlässen — Kalender zeigt beides nebeneinander</w:t>
+      </w:r>
+    </w:p>
+    <w:p>
+      <w:pPr>
+        <w:pStyle w:val="ListParagraph"/>
+        <w:numPr>
+          <w:ilvl w:val="0"/>
+          <w:numId w:val="2"/>
+        </w:numPr>
+      </w:pPr>
+      <w:r>
+        <w:rPr>
+          <w:rFonts w:ascii="Calibri" w:cs="Calibri" w:eastAsia="Calibri" w:hAnsi="Calibri"/>
+          <w:sz w:val="22"/>
+          <w:szCs w:val="22"/>
+        </w:rPr>
+        <w:t xml:space="preserve">Keine Rotationslogik, kein Schichtplan-Generator</w:t>
+      </w:r>
+    </w:p>
+    <w:p>
+      <w:pPr>
+        <w:pStyle w:val="ListParagraph"/>
+        <w:numPr>
+          <w:ilvl w:val="0"/>
+          <w:numId w:val="2"/>
+        </w:numPr>
+      </w:pPr>
+      <w:r>
+        <w:rPr>
+          <w:rFonts w:ascii="Calibri" w:cs="Calibri" w:eastAsia="Calibri" w:hAnsi="Calibri"/>
+          <w:sz w:val="22"/>
+          <w:szCs w:val="22"/>
+        </w:rPr>
+        <w:t xml:space="preserve">Kein Override-Workflow: Einträge können direkt erstellt und geändert werden</w:t>
       </w:r>
     </w:p>
     <w:p>
@@ -4020,10 +4170,11 @@
     <w:p>
       <w:pPr>
         <w:pStyle w:val="Heading2"/>
-        <w:spacing w:after="80" w:before="200"/>
-      </w:pPr>
-      <w:r>
-        <w:rPr>
+        <w:spacing w:after="80" w:before="240"/>
+      </w:pPr>
+      <w:r>
+        <w:rPr>
+          <w:rFonts w:ascii="Calibri" w:cs="Calibri" w:eastAsia="Calibri" w:hAnsi="Calibri"/>
           <w:b/>
           <w:bCs/>
           <w:color w:val="3A6B8A"/>
@@ -4043,6 +4194,7 @@
       </w:pPr>
       <w:r>
         <w:rPr>
+          <w:rFonts w:ascii="Calibri" w:cs="Calibri" w:eastAsia="Calibri" w:hAnsi="Calibri"/>
           <w:sz w:val="22"/>
           <w:szCs w:val="22"/>
         </w:rPr>
@@ -4059,38 +4211,41 @@
       </w:pPr>
       <w:r>
         <w:rPr>
-          <w:sz w:val="22"/>
-          <w:szCs w:val="22"/>
-        </w:rPr>
-        <w:t xml:space="preserve">Teilpräsenz (is_full_day = false): Pflichtfelder Start- und Endzeit; Notizfeld für Kontext</w:t>
-      </w:r>
-    </w:p>
-    <w:p>
-      <w:pPr>
-        <w:pStyle w:val="ListParagraph"/>
-        <w:numPr>
-          <w:ilvl w:val="0"/>
-          <w:numId w:val="2"/>
-        </w:numPr>
-      </w:pPr>
-      <w:r>
-        <w:rPr>
-          <w:sz w:val="22"/>
-          <w:szCs w:val="22"/>
-        </w:rPr>
-        <w:t xml:space="preserve">Mehrere Einträge pro Tag möglich (z.B. Hauptmesmer + Stellvertretung gleichzeitig sichtbar)</w:t>
-      </w:r>
-    </w:p>
-    <w:p>
-      <w:pPr>
-        <w:pStyle w:val="ListParagraph"/>
-        <w:numPr>
-          <w:ilvl w:val="0"/>
-          <w:numId w:val="2"/>
-        </w:numPr>
-      </w:pPr>
-      <w:r>
-        <w:rPr>
+          <w:rFonts w:ascii="Calibri" w:cs="Calibri" w:eastAsia="Calibri" w:hAnsi="Calibri"/>
+          <w:sz w:val="22"/>
+          <w:szCs w:val="22"/>
+        </w:rPr>
+        <w:t xml:space="preserve">Teilpräsenz (is_full_day = false): Pflichtfelder Start- und Endzeit</w:t>
+      </w:r>
+    </w:p>
+    <w:p>
+      <w:pPr>
+        <w:pStyle w:val="ListParagraph"/>
+        <w:numPr>
+          <w:ilvl w:val="0"/>
+          <w:numId w:val="2"/>
+        </w:numPr>
+      </w:pPr>
+      <w:r>
+        <w:rPr>
+          <w:rFonts w:ascii="Calibri" w:cs="Calibri" w:eastAsia="Calibri" w:hAnsi="Calibri"/>
+          <w:sz w:val="22"/>
+          <w:szCs w:val="22"/>
+        </w:rPr>
+        <w:t xml:space="preserve">Mehrere Einträge pro Tag möglich</w:t>
+      </w:r>
+    </w:p>
+    <w:p>
+      <w:pPr>
+        <w:pStyle w:val="ListParagraph"/>
+        <w:numPr>
+          <w:ilvl w:val="0"/>
+          <w:numId w:val="2"/>
+        </w:numPr>
+      </w:pPr>
+      <w:r>
+        <w:rPr>
+          <w:rFonts w:ascii="Calibri" w:cs="Calibri" w:eastAsia="Calibri" w:hAnsi="Calibri"/>
           <w:sz w:val="22"/>
           <w:szCs w:val="22"/>
         </w:rPr>
@@ -4108,10 +4263,11 @@
     <w:p>
       <w:pPr>
         <w:pStyle w:val="Heading2"/>
-        <w:spacing w:after="80" w:before="200"/>
-      </w:pPr>
-      <w:r>
-        <w:rPr>
+        <w:spacing w:after="80" w:before="240"/>
+      </w:pPr>
+      <w:r>
+        <w:rPr>
+          <w:rFonts w:ascii="Calibri" w:cs="Calibri" w:eastAsia="Calibri" w:hAnsi="Calibri"/>
           <w:b/>
           <w:bCs/>
           <w:color w:val="3A6B8A"/>
@@ -4131,6 +4287,7 @@
       </w:pPr>
       <w:r>
         <w:rPr>
+          <w:rFonts w:ascii="Calibri" w:cs="Calibri" w:eastAsia="Calibri" w:hAnsi="Calibri"/>
           <w:sz w:val="22"/>
           <w:szCs w:val="22"/>
         </w:rPr>
@@ -4147,22 +4304,24 @@
       </w:pPr>
       <w:r>
         <w:rPr>
-          <w:sz w:val="22"/>
-          <w:szCs w:val="22"/>
-        </w:rPr>
-        <w:t xml:space="preserve">Nicht eingeloggte Benutzer sehen keine Dienstplan-Informationen (Personendaten)</w:t>
-      </w:r>
-    </w:p>
-    <w:p>
-      <w:pPr>
-        <w:pStyle w:val="ListParagraph"/>
-        <w:numPr>
-          <w:ilvl w:val="0"/>
-          <w:numId w:val="2"/>
-        </w:numPr>
-      </w:pPr>
-      <w:r>
-        <w:rPr>
+          <w:rFonts w:ascii="Calibri" w:cs="Calibri" w:eastAsia="Calibri" w:hAnsi="Calibri"/>
+          <w:sz w:val="22"/>
+          <w:szCs w:val="22"/>
+        </w:rPr>
+        <w:t xml:space="preserve">Nicht eingeloggte Benutzer sehen keine Dienstplandaten (Personendaten)</w:t>
+      </w:r>
+    </w:p>
+    <w:p>
+      <w:pPr>
+        <w:pStyle w:val="ListParagraph"/>
+        <w:numPr>
+          <w:ilvl w:val="0"/>
+          <w:numId w:val="2"/>
+        </w:numPr>
+      </w:pPr>
+      <w:r>
+        <w:rPr>
+          <w:rFonts w:ascii="Calibri" w:cs="Calibri" w:eastAsia="Calibri" w:hAnsi="Calibri"/>
           <w:sz w:val="22"/>
           <w:szCs w:val="22"/>
         </w:rPr>
@@ -4183,10 +4342,11 @@
         <w:pBdr>
           <w:bottom w:val="single" w:color="AABBD0" w:sz="4" w:space="1"/>
         </w:pBdr>
-        <w:spacing w:after="120" w:before="320"/>
-      </w:pPr>
-      <w:r>
-        <w:rPr>
+        <w:spacing w:after="120" w:before="400"/>
+      </w:pPr>
+      <w:r>
+        <w:rPr>
+          <w:rFonts w:ascii="Calibri" w:cs="Calibri" w:eastAsia="Calibri" w:hAnsi="Calibri"/>
           <w:b/>
           <w:bCs/>
           <w:color w:val="2E4057"/>
@@ -4203,6 +4363,7 @@
       </w:pPr>
       <w:r>
         <w:rPr>
+          <w:rFonts w:ascii="Calibri" w:cs="Calibri" w:eastAsia="Calibri" w:hAnsi="Calibri"/>
           <w:i/>
           <w:iCs/>
           <w:color w:val="8B4000"/>
@@ -4223,81 +4384,103 @@
     <w:p>
       <w:pPr>
         <w:pStyle w:val="Heading2"/>
-        <w:spacing w:after="80" w:before="200"/>
-      </w:pPr>
-      <w:r>
-        <w:rPr>
+        <w:spacing w:after="80" w:before="240"/>
+      </w:pPr>
+      <w:r>
+        <w:rPr>
+          <w:rFonts w:ascii="Calibri" w:cs="Calibri" w:eastAsia="Calibri" w:hAnsi="Calibri"/>
           <w:b/>
           <w:bCs/>
           <w:color w:val="3A6B8A"/>
           <w:sz w:val="24"/>
           <w:szCs w:val="24"/>
         </w:rPr>
-        <w:t xml:space="preserve">14.1 Zugriffskontrolle (RBAC)</w:t>
-      </w:r>
-    </w:p>
-    <w:p>
-      <w:pPr>
-        <w:pStyle w:val="ListParagraph"/>
-        <w:numPr>
-          <w:ilvl w:val="0"/>
-          <w:numId w:val="2"/>
-        </w:numPr>
-      </w:pPr>
-      <w:r>
-        <w:rPr>
-          <w:sz w:val="22"/>
-          <w:szCs w:val="22"/>
-        </w:rPr>
-        <w:t xml:space="preserve">Jeder API-Endpunkt mit Rollenanforderung MUSS via dedizierter Backend-Dependency gesichert sein — nicht nur via Dokumentation</w:t>
-      </w:r>
-    </w:p>
-    <w:p>
-      <w:pPr>
-        <w:pStyle w:val="ListParagraph"/>
-        <w:numPr>
-          <w:ilvl w:val="0"/>
-          <w:numId w:val="2"/>
-        </w:numPr>
-      </w:pPr>
-      <w:r>
-        <w:rPr>
-          <w:sz w:val="22"/>
-          <w:szCs w:val="22"/>
-        </w:rPr>
-        <w:t xml:space="preserve">Self-Approval ist auf Datenbankebene (CHECK-Constraint) UND in der Applikationslogik unterbunden</w:t>
-      </w:r>
-    </w:p>
-    <w:p>
-      <w:pPr>
-        <w:pStyle w:val="ListParagraph"/>
-        <w:numPr>
-          <w:ilvl w:val="0"/>
-          <w:numId w:val="2"/>
-        </w:numPr>
-      </w:pPr>
-      <w:r>
-        <w:rPr>
-          <w:sz w:val="22"/>
-          <w:szCs w:val="22"/>
-        </w:rPr>
-        <w:t xml:space="preserve">Ownership-Prüfung: Endpunkte die eigene Objekte bearbeiten (z.B. Anlass-Bearbeitung) müssen explizit prüfen ob der aufrufende User Ersteller ist oder Admin-Rolle hat</w:t>
-      </w:r>
-    </w:p>
-    <w:p>
-      <w:pPr>
-        <w:pStyle w:val="ListParagraph"/>
-        <w:numPr>
-          <w:ilvl w:val="0"/>
-          <w:numId w:val="2"/>
-        </w:numPr>
-      </w:pPr>
-      <w:r>
-        <w:rPr>
-          <w:sz w:val="22"/>
-          <w:szCs w:val="22"/>
-        </w:rPr>
-        <w:t xml:space="preserve">Rollenprinzip: minimale Rechte (Principle of Least Privilege) — Approver sieht gefilterte Audit-Daten, kein vollständiger Personendaten-Dump</w:t>
+        <w:t xml:space="preserve">14.1 Netzwerk-Isolation</w:t>
+      </w:r>
+    </w:p>
+    <w:p>
+      <w:pPr>
+        <w:pStyle w:val="ListParagraph"/>
+        <w:numPr>
+          <w:ilvl w:val="0"/>
+          <w:numId w:val="2"/>
+        </w:numPr>
+      </w:pPr>
+      <w:r>
+        <w:rPr>
+          <w:rFonts w:ascii="Calibri" w:cs="Calibri" w:eastAsia="Calibri" w:hAnsi="Calibri"/>
+          <w:sz w:val="22"/>
+          <w:szCs w:val="22"/>
+        </w:rPr>
+        <w:t xml:space="preserve">Nur nginx-Container hat öffentliche Ports (80, 443)</w:t>
+      </w:r>
+    </w:p>
+    <w:p>
+      <w:pPr>
+        <w:pStyle w:val="ListParagraph"/>
+        <w:numPr>
+          <w:ilvl w:val="0"/>
+          <w:numId w:val="2"/>
+        </w:numPr>
+      </w:pPr>
+      <w:r>
+        <w:rPr>
+          <w:rFonts w:ascii="Calibri" w:cs="Calibri" w:eastAsia="Calibri" w:hAnsi="Calibri"/>
+          <w:sz w:val="22"/>
+          <w:szCs w:val="22"/>
+        </w:rPr>
+        <w:t xml:space="preserve">app-Container: kein öffentlicher Port, nur internes Docker-Netzwerk (frontend)</w:t>
+      </w:r>
+    </w:p>
+    <w:p>
+      <w:pPr>
+        <w:pStyle w:val="ListParagraph"/>
+        <w:numPr>
+          <w:ilvl w:val="0"/>
+          <w:numId w:val="2"/>
+        </w:numPr>
+      </w:pPr>
+      <w:r>
+        <w:rPr>
+          <w:rFonts w:ascii="Calibri" w:cs="Calibri" w:eastAsia="Calibri" w:hAnsi="Calibri"/>
+          <w:sz w:val="22"/>
+          <w:szCs w:val="22"/>
+        </w:rPr>
+        <w:t xml:space="preserve">db-Container: kein öffentlicher Port, internes Docker-Netzwerk mit internal:true (kein Internetzugang möglich)</w:t>
+      </w:r>
+    </w:p>
+    <w:p>
+      <w:pPr>
+        <w:pStyle w:val="ListParagraph"/>
+        <w:numPr>
+          <w:ilvl w:val="0"/>
+          <w:numId w:val="2"/>
+        </w:numPr>
+      </w:pPr>
+      <w:r>
+        <w:rPr>
+          <w:rFonts w:ascii="Calibri" w:cs="Calibri" w:eastAsia="Calibri" w:hAnsi="Calibri"/>
+          <w:sz w:val="22"/>
+          <w:szCs w:val="22"/>
+        </w:rPr>
+        <w:t xml:space="preserve">Backup-Job läuft auf dem VPS-Host via docker compose exec — db kommuniziert nie direkt mit dem Internet</w:t>
+      </w:r>
+    </w:p>
+    <w:p>
+      <w:pPr>
+        <w:pStyle w:val="ListParagraph"/>
+        <w:numPr>
+          <w:ilvl w:val="0"/>
+          <w:numId w:val="2"/>
+        </w:numPr>
+      </w:pPr>
+      <w:r>
+        <w:rPr>
+          <w:rFonts w:ascii="Calibri" w:cs="Calibri" w:eastAsia="Calibri" w:hAnsi="Calibri"/>
+          <w:sz w:val="22"/>
+          <w:szCs w:val="22"/>
+        </w:rPr>
+        <w:t xml:space="preserve">Host-Firewall (UFW): nur Ports 22, 80, 443 offen</w:t>
       </w:r>
     </w:p>
     <w:p>
@@ -4311,97 +4494,86 @@
     <w:p>
       <w:pPr>
         <w:pStyle w:val="Heading2"/>
-        <w:spacing w:after="80" w:before="200"/>
-      </w:pPr>
-      <w:r>
-        <w:rPr>
+        <w:spacing w:after="80" w:before="240"/>
+      </w:pPr>
+      <w:r>
+        <w:rPr>
+          <w:rFonts w:ascii="Calibri" w:cs="Calibri" w:eastAsia="Calibri" w:hAnsi="Calibri"/>
           <w:b/>
           <w:bCs/>
           <w:color w:val="3A6B8A"/>
           <w:sz w:val="24"/>
           <w:szCs w:val="24"/>
         </w:rPr>
-        <w:t xml:space="preserve">14.2 Authentifizierung</w:t>
-      </w:r>
-    </w:p>
-    <w:p>
-      <w:pPr>
-        <w:pStyle w:val="ListParagraph"/>
-        <w:numPr>
-          <w:ilvl w:val="0"/>
-          <w:numId w:val="2"/>
-        </w:numPr>
-      </w:pPr>
-      <w:r>
-        <w:rPr>
-          <w:sz w:val="22"/>
-          <w:szCs w:val="22"/>
-        </w:rPr>
-        <w:t xml:space="preserve">JWT ausschliesslich im HttpOnly-Cookie — kein Authorization-Header, kein localStorage</w:t>
-      </w:r>
-    </w:p>
-    <w:p>
-      <w:pPr>
-        <w:pStyle w:val="ListParagraph"/>
-        <w:numPr>
-          <w:ilvl w:val="0"/>
-          <w:numId w:val="2"/>
-        </w:numPr>
-      </w:pPr>
-      <w:r>
-        <w:rPr>
-          <w:sz w:val="22"/>
-          <w:szCs w:val="22"/>
-        </w:rPr>
-        <w:t xml:space="preserve">Passwörter: Argon2-Hash, Mindestlänge 10 Zeichen, Stärkeprüfung via zxcvbn (Score ≥ 3)</w:t>
-      </w:r>
-    </w:p>
-    <w:p>
-      <w:pPr>
-        <w:pStyle w:val="ListParagraph"/>
-        <w:numPr>
-          <w:ilvl w:val="0"/>
-          <w:numId w:val="2"/>
-        </w:numPr>
-      </w:pPr>
-      <w:r>
-        <w:rPr>
-          <w:sz w:val="22"/>
-          <w:szCs w:val="22"/>
-        </w:rPr>
-        <w:t xml:space="preserve">Login-Endpunkt: Rate-Limiting 5 Anfragen/Minute pro IP (nginx)</w:t>
-      </w:r>
-    </w:p>
-    <w:p>
-      <w:pPr>
-        <w:pStyle w:val="ListParagraph"/>
-        <w:numPr>
-          <w:ilvl w:val="0"/>
-          <w:numId w:val="2"/>
-        </w:numPr>
-      </w:pPr>
-      <w:r>
-        <w:rPr>
-          <w:sz w:val="22"/>
-          <w:szCs w:val="22"/>
-        </w:rPr>
-        <w:t xml:space="preserve">Öffentlicher Kalender: Rate-Limiting 60 Anfragen/Minute pro IP (nginx)</w:t>
-      </w:r>
-    </w:p>
-    <w:p>
-      <w:pPr>
-        <w:pStyle w:val="ListParagraph"/>
-        <w:numPr>
-          <w:ilvl w:val="0"/>
-          <w:numId w:val="2"/>
-        </w:numPr>
-      </w:pPr>
-      <w:r>
-        <w:rPr>
-          <w:sz w:val="22"/>
-          <w:szCs w:val="22"/>
-        </w:rPr>
-        <w:t xml:space="preserve">Standard-Endpunkte: 300 Anfragen/Minute pro IP (nginx)</w:t>
+        <w:t xml:space="preserve">14.2 Zugriffskontrolle (RBAC)</w:t>
+      </w:r>
+    </w:p>
+    <w:p>
+      <w:pPr>
+        <w:pStyle w:val="ListParagraph"/>
+        <w:numPr>
+          <w:ilvl w:val="0"/>
+          <w:numId w:val="2"/>
+        </w:numPr>
+      </w:pPr>
+      <w:r>
+        <w:rPr>
+          <w:rFonts w:ascii="Calibri" w:cs="Calibri" w:eastAsia="Calibri" w:hAnsi="Calibri"/>
+          <w:sz w:val="22"/>
+          <w:szCs w:val="22"/>
+        </w:rPr>
+        <w:t xml:space="preserve">Jeder API-Endpunkt mit Rollenanforderung MUSS via dedizierter FastAPI-Dependency gesichert sein</w:t>
+      </w:r>
+    </w:p>
+    <w:p>
+      <w:pPr>
+        <w:pStyle w:val="ListParagraph"/>
+        <w:numPr>
+          <w:ilvl w:val="0"/>
+          <w:numId w:val="2"/>
+        </w:numPr>
+      </w:pPr>
+      <w:r>
+        <w:rPr>
+          <w:rFonts w:ascii="Calibri" w:cs="Calibri" w:eastAsia="Calibri" w:hAnsi="Calibri"/>
+          <w:sz w:val="22"/>
+          <w:szCs w:val="22"/>
+        </w:rPr>
+        <w:t xml:space="preserve">Self-Approval ist auf DB-Ebene (CHECK-Constraint) UND in der Applikationslogik unterbunden</w:t>
+      </w:r>
+    </w:p>
+    <w:p>
+      <w:pPr>
+        <w:pStyle w:val="ListParagraph"/>
+        <w:numPr>
+          <w:ilvl w:val="0"/>
+          <w:numId w:val="2"/>
+        </w:numPr>
+      </w:pPr>
+      <w:r>
+        <w:rPr>
+          <w:rFonts w:ascii="Calibri" w:cs="Calibri" w:eastAsia="Calibri" w:hAnsi="Calibri"/>
+          <w:sz w:val="22"/>
+          <w:szCs w:val="22"/>
+        </w:rPr>
+        <w:t xml:space="preserve">Ownership-Prüfung: Endpunkte die eigene Objekte bearbeiten müssen explizit prüfen ob aufrufender User Ersteller ist oder Admin-Rolle hat</w:t>
+      </w:r>
+    </w:p>
+    <w:p>
+      <w:pPr>
+        <w:pStyle w:val="ListParagraph"/>
+        <w:numPr>
+          <w:ilvl w:val="0"/>
+          <w:numId w:val="2"/>
+        </w:numPr>
+      </w:pPr>
+      <w:r>
+        <w:rPr>
+          <w:rFonts w:ascii="Calibri" w:cs="Calibri" w:eastAsia="Calibri" w:hAnsi="Calibri"/>
+          <w:sz w:val="22"/>
+          <w:szCs w:val="22"/>
+        </w:rPr>
+        <w:t xml:space="preserve">Approver sieht gefilterte Audit-Daten, kein vollständiger Personendaten-Dump</w:t>
       </w:r>
     </w:p>
     <w:p>
@@ -4415,65 +4587,103 @@
     <w:p>
       <w:pPr>
         <w:pStyle w:val="Heading2"/>
-        <w:spacing w:after="80" w:before="200"/>
-      </w:pPr>
-      <w:r>
-        <w:rPr>
+        <w:spacing w:after="80" w:before="240"/>
+      </w:pPr>
+      <w:r>
+        <w:rPr>
+          <w:rFonts w:ascii="Calibri" w:cs="Calibri" w:eastAsia="Calibri" w:hAnsi="Calibri"/>
           <w:b/>
           <w:bCs/>
           <w:color w:val="3A6B8A"/>
           <w:sz w:val="24"/>
           <w:szCs w:val="24"/>
         </w:rPr>
-        <w:t xml:space="preserve">14.3 Datenschutz in der API</w:t>
-      </w:r>
-    </w:p>
-    <w:p>
-      <w:pPr>
-        <w:pStyle w:val="ListParagraph"/>
-        <w:numPr>
-          <w:ilvl w:val="0"/>
-          <w:numId w:val="2"/>
-        </w:numPr>
-      </w:pPr>
-      <w:r>
-        <w:rPr>
-          <w:sz w:val="22"/>
-          <w:szCs w:val="22"/>
-        </w:rPr>
-        <w:t xml:space="preserve">Personen-Abfragen: maximal 50 Ergebnisse pro Anfrage; Approver-Rolle nur via Suchbegriff (max. 10 Ergebnisse)</w:t>
-      </w:r>
-    </w:p>
-    <w:p>
-      <w:pPr>
-        <w:pStyle w:val="ListParagraph"/>
-        <w:numPr>
-          <w:ilvl w:val="0"/>
-          <w:numId w:val="2"/>
-        </w:numPr>
-      </w:pPr>
-      <w:r>
-        <w:rPr>
-          <w:sz w:val="22"/>
-          <w:szCs w:val="22"/>
-        </w:rPr>
-        <w:t xml:space="preserve">Audit Log: Approver erhält gefilterte Ausgabe ohne old_value/new_value für Personendaten</w:t>
-      </w:r>
-    </w:p>
-    <w:p>
-      <w:pPr>
-        <w:pStyle w:val="ListParagraph"/>
-        <w:numPr>
-          <w:ilvl w:val="0"/>
-          <w:numId w:val="2"/>
-        </w:numPr>
-      </w:pPr>
-      <w:r>
-        <w:rPr>
-          <w:sz w:val="22"/>
-          <w:szCs w:val="22"/>
-        </w:rPr>
-        <w:t xml:space="preserve">DSG-Datenauszug: Audit-Einträge gefiltert auf eigene Daten der Person; changed_by wird anonymisiert</w:t>
+        <w:t xml:space="preserve">14.3 Authentifizierung</w:t>
+      </w:r>
+    </w:p>
+    <w:p>
+      <w:pPr>
+        <w:pStyle w:val="ListParagraph"/>
+        <w:numPr>
+          <w:ilvl w:val="0"/>
+          <w:numId w:val="2"/>
+        </w:numPr>
+      </w:pPr>
+      <w:r>
+        <w:rPr>
+          <w:rFonts w:ascii="Calibri" w:cs="Calibri" w:eastAsia="Calibri" w:hAnsi="Calibri"/>
+          <w:sz w:val="22"/>
+          <w:szCs w:val="22"/>
+        </w:rPr>
+        <w:t xml:space="preserve">JWT ausschliesslich im HttpOnly-Cookie — kein Authorization-Header, kein localStorage</w:t>
+      </w:r>
+    </w:p>
+    <w:p>
+      <w:pPr>
+        <w:pStyle w:val="ListParagraph"/>
+        <w:numPr>
+          <w:ilvl w:val="0"/>
+          <w:numId w:val="2"/>
+        </w:numPr>
+      </w:pPr>
+      <w:r>
+        <w:rPr>
+          <w:rFonts w:ascii="Calibri" w:cs="Calibri" w:eastAsia="Calibri" w:hAnsi="Calibri"/>
+          <w:sz w:val="22"/>
+          <w:szCs w:val="22"/>
+        </w:rPr>
+        <w:t xml:space="preserve">Passwörter: Argon2-Hash, Mindestlänge 10 Zeichen, Stärkeprüfung via zxcvbn (Score ≥ 3)</w:t>
+      </w:r>
+    </w:p>
+    <w:p>
+      <w:pPr>
+        <w:pStyle w:val="ListParagraph"/>
+        <w:numPr>
+          <w:ilvl w:val="0"/>
+          <w:numId w:val="2"/>
+        </w:numPr>
+      </w:pPr>
+      <w:r>
+        <w:rPr>
+          <w:rFonts w:ascii="Calibri" w:cs="Calibri" w:eastAsia="Calibri" w:hAnsi="Calibri"/>
+          <w:sz w:val="22"/>
+          <w:szCs w:val="22"/>
+        </w:rPr>
+        <w:t xml:space="preserve">Login-Endpunkt: Rate-Limiting 5 Anfragen/Minute pro IP (nginx) + Fail2ban auf Host-Ebene</w:t>
+      </w:r>
+    </w:p>
+    <w:p>
+      <w:pPr>
+        <w:pStyle w:val="ListParagraph"/>
+        <w:numPr>
+          <w:ilvl w:val="0"/>
+          <w:numId w:val="2"/>
+        </w:numPr>
+      </w:pPr>
+      <w:r>
+        <w:rPr>
+          <w:rFonts w:ascii="Calibri" w:cs="Calibri" w:eastAsia="Calibri" w:hAnsi="Calibri"/>
+          <w:sz w:val="22"/>
+          <w:szCs w:val="22"/>
+        </w:rPr>
+        <w:t xml:space="preserve">SSH: Passwort-Authentifizierung deaktiviert, nur SSH-Keys, Root-Login deaktiviert</w:t>
+      </w:r>
+    </w:p>
+    <w:p>
+      <w:pPr>
+        <w:pStyle w:val="ListParagraph"/>
+        <w:numPr>
+          <w:ilvl w:val="0"/>
+          <w:numId w:val="2"/>
+        </w:numPr>
+      </w:pPr>
+      <w:r>
+        <w:rPr>
+          <w:rFonts w:ascii="Calibri" w:cs="Calibri" w:eastAsia="Calibri" w:hAnsi="Calibri"/>
+          <w:sz w:val="22"/>
+          <w:szCs w:val="22"/>
+        </w:rPr>
+        <w:t xml:space="preserve">Automatische Sicherheitsupdates: unattended-upgrades aktiv</w:t>
       </w:r>
     </w:p>
     <w:p>
@@ -4487,97 +4697,69 @@
     <w:p>
       <w:pPr>
         <w:pStyle w:val="Heading2"/>
-        <w:spacing w:after="80" w:before="200"/>
-      </w:pPr>
-      <w:r>
-        <w:rPr>
+        <w:spacing w:after="80" w:before="240"/>
+      </w:pPr>
+      <w:r>
+        <w:rPr>
+          <w:rFonts w:ascii="Calibri" w:cs="Calibri" w:eastAsia="Calibri" w:hAnsi="Calibri"/>
           <w:b/>
           <w:bCs/>
           <w:color w:val="3A6B8A"/>
           <w:sz w:val="24"/>
           <w:szCs w:val="24"/>
         </w:rPr>
-        <w:t xml:space="preserve">14.4 Infrastruktur</w:t>
-      </w:r>
-    </w:p>
-    <w:p>
-      <w:pPr>
-        <w:pStyle w:val="ListParagraph"/>
-        <w:numPr>
-          <w:ilvl w:val="0"/>
-          <w:numId w:val="2"/>
-        </w:numPr>
-      </w:pPr>
-      <w:r>
-        <w:rPr>
-          <w:sz w:val="22"/>
-          <w:szCs w:val="22"/>
-        </w:rPr>
-        <w:t xml:space="preserve">HTTPS verpflichtend, HSTS-Header, TLS 1.2+</w:t>
-      </w:r>
-    </w:p>
-    <w:p>
-      <w:pPr>
-        <w:pStyle w:val="ListParagraph"/>
-        <w:numPr>
-          <w:ilvl w:val="0"/>
-          <w:numId w:val="2"/>
-        </w:numPr>
-      </w:pPr>
-      <w:r>
-        <w:rPr>
-          <w:sz w:val="22"/>
-          <w:szCs w:val="22"/>
-        </w:rPr>
-        <w:t xml:space="preserve">Security-Header via nginx: CSP, X-Frame-Options, X-Content-Type-Options</w:t>
-      </w:r>
-    </w:p>
-    <w:p>
-      <w:pPr>
-        <w:pStyle w:val="ListParagraph"/>
-        <w:numPr>
-          <w:ilvl w:val="0"/>
-          <w:numId w:val="2"/>
-        </w:numPr>
-      </w:pPr>
-      <w:r>
-        <w:rPr>
-          <w:sz w:val="22"/>
-          <w:szCs w:val="22"/>
-        </w:rPr>
-        <w:t xml:space="preserve">PostgreSQL-App-User mit minimalen Rechten (kein Superuser, kein DDL-Recht im Betrieb)</w:t>
-      </w:r>
-    </w:p>
-    <w:p>
-      <w:pPr>
-        <w:pStyle w:val="ListParagraph"/>
-        <w:numPr>
-          <w:ilvl w:val="0"/>
-          <w:numId w:val="2"/>
-        </w:numPr>
-      </w:pPr>
-      <w:r>
-        <w:rPr>
-          <w:sz w:val="22"/>
-          <w:szCs w:val="22"/>
-        </w:rPr>
-        <w:t xml:space="preserve">Docker-interne Kommunikation läuft unverschlüsselt im privaten Netzwerk — kein öffentlicher Port für app und db</w:t>
-      </w:r>
-    </w:p>
-    <w:p>
-      <w:pPr>
-        <w:pStyle w:val="ListParagraph"/>
-        <w:numPr>
-          <w:ilvl w:val="0"/>
-          <w:numId w:val="2"/>
-        </w:numPr>
-      </w:pPr>
-      <w:r>
-        <w:rPr>
-          <w:sz w:val="22"/>
-          <w:szCs w:val="22"/>
-        </w:rPr>
-        <w:t xml:space="preserve">Secrets ausschliesslich via .env-Datei oder Docker Secrets — nie im Image oder Repository</w:t>
+        <w:t xml:space="preserve">14.4 API-Datenschutz</w:t>
+      </w:r>
+    </w:p>
+    <w:p>
+      <w:pPr>
+        <w:pStyle w:val="ListParagraph"/>
+        <w:numPr>
+          <w:ilvl w:val="0"/>
+          <w:numId w:val="2"/>
+        </w:numPr>
+      </w:pPr>
+      <w:r>
+        <w:rPr>
+          <w:rFonts w:ascii="Calibri" w:cs="Calibri" w:eastAsia="Calibri" w:hAnsi="Calibri"/>
+          <w:sz w:val="22"/>
+          <w:szCs w:val="22"/>
+        </w:rPr>
+        <w:t xml:space="preserve">Personen-Abfragen: maximal 50 Ergebnisse; Approver nur via Suchbegriff (max. 10)</w:t>
+      </w:r>
+    </w:p>
+    <w:p>
+      <w:pPr>
+        <w:pStyle w:val="ListParagraph"/>
+        <w:numPr>
+          <w:ilvl w:val="0"/>
+          <w:numId w:val="2"/>
+        </w:numPr>
+      </w:pPr>
+      <w:r>
+        <w:rPr>
+          <w:rFonts w:ascii="Calibri" w:cs="Calibri" w:eastAsia="Calibri" w:hAnsi="Calibri"/>
+          <w:sz w:val="22"/>
+          <w:szCs w:val="22"/>
+        </w:rPr>
+        <w:t xml:space="preserve">Audit Log: Approver erhält gefilterte Ausgabe ohne old_value/new_value für Personendaten</w:t>
+      </w:r>
+    </w:p>
+    <w:p>
+      <w:pPr>
+        <w:pStyle w:val="ListParagraph"/>
+        <w:numPr>
+          <w:ilvl w:val="0"/>
+          <w:numId w:val="2"/>
+        </w:numPr>
+      </w:pPr>
+      <w:r>
+        <w:rPr>
+          <w:rFonts w:ascii="Calibri" w:cs="Calibri" w:eastAsia="Calibri" w:hAnsi="Calibri"/>
+          <w:sz w:val="22"/>
+          <w:szCs w:val="22"/>
+        </w:rPr>
+        <w:t xml:space="preserve">DSG-Datenauszug: Audit-Einträge gefiltert, changed_by anonymisiert</w:t>
       </w:r>
     </w:p>
     <w:p>
@@ -4591,10 +4773,11 @@
     <w:p>
       <w:pPr>
         <w:pStyle w:val="Heading2"/>
-        <w:spacing w:after="80" w:before="200"/>
-      </w:pPr>
-      <w:r>
-        <w:rPr>
+        <w:spacing w:after="80" w:before="240"/>
+      </w:pPr>
+      <w:r>
+        <w:rPr>
+          <w:rFonts w:ascii="Calibri" w:cs="Calibri" w:eastAsia="Calibri" w:hAnsi="Calibri"/>
           <w:b/>
           <w:bCs/>
           <w:color w:val="3A6B8A"/>
@@ -4614,42 +4797,28 @@
       </w:pPr>
       <w:r>
         <w:rPr>
-          <w:sz w:val="22"/>
-          <w:szCs w:val="22"/>
-        </w:rPr>
-        <w:t xml:space="preserve">Refresh-Token-Revocation fehlt im MVP: ein gestohlener Refresh-Token ist bis zu 30 Tage gültig — Gegenmassnahme: kurze Access-Token-Lebensdauer (8h)</w:t>
-      </w:r>
-    </w:p>
-    <w:p>
-      <w:pPr>
-        <w:pStyle w:val="ListParagraph"/>
-        <w:numPr>
-          <w:ilvl w:val="0"/>
-          <w:numId w:val="2"/>
-        </w:numPr>
-      </w:pPr>
-      <w:r>
-        <w:rPr>
-          <w:sz w:val="22"/>
-          <w:szCs w:val="22"/>
-        </w:rPr>
-        <w:t xml:space="preserve">Docker-interne Verschlüsselung: für erhöhte Sicherheitsanforderungen in Phase 2 nachrüstbar</w:t>
-      </w:r>
-    </w:p>
-    <w:p>
-      <w:pPr>
-        <w:pStyle w:val="ListParagraph"/>
-        <w:numPr>
-          <w:ilvl w:val="0"/>
-          <w:numId w:val="2"/>
-        </w:numPr>
-      </w:pPr>
-      <w:r>
-        <w:rPr>
-          <w:sz w:val="22"/>
-          <w:szCs w:val="22"/>
-        </w:rPr>
-        <w:t xml:space="preserve">Keine automatische Accountsperrung nach X Fehlversuchen im MVP (nur Rate-Limiting auf Netzwerkebene)</w:t>
+          <w:rFonts w:ascii="Calibri" w:cs="Calibri" w:eastAsia="Calibri" w:hAnsi="Calibri"/>
+          <w:sz w:val="22"/>
+          <w:szCs w:val="22"/>
+        </w:rPr>
+        <w:t xml:space="preserve">Refresh-Token-Revocation fehlt im MVP: gestohlener Refresh-Token bis 30 Tage gültig — Gegenmassnahme: kurze Access-Token-Lebensdauer (8h)</w:t>
+      </w:r>
+    </w:p>
+    <w:p>
+      <w:pPr>
+        <w:pStyle w:val="ListParagraph"/>
+        <w:numPr>
+          <w:ilvl w:val="0"/>
+          <w:numId w:val="2"/>
+        </w:numPr>
+      </w:pPr>
+      <w:r>
+        <w:rPr>
+          <w:rFonts w:ascii="Calibri" w:cs="Calibri" w:eastAsia="Calibri" w:hAnsi="Calibri"/>
+          <w:sz w:val="22"/>
+          <w:szCs w:val="22"/>
+        </w:rPr>
+        <w:t xml:space="preserve">Keine automatische Accountsperrung nach X Fehlversuchen im MVP (nur Rate-Limiting + Fail2ban)</w:t>
       </w:r>
     </w:p>
     <w:p>
@@ -4666,10 +4835,11 @@
         <w:pBdr>
           <w:bottom w:val="single" w:color="AABBD0" w:sz="4" w:space="1"/>
         </w:pBdr>
-        <w:spacing w:after="120" w:before="320"/>
-      </w:pPr>
-      <w:r>
-        <w:rPr>
+        <w:spacing w:after="120" w:before="400"/>
+      </w:pPr>
+      <w:r>
+        <w:rPr>
+          <w:rFonts w:ascii="Calibri" w:cs="Calibri" w:eastAsia="Calibri" w:hAnsi="Calibri"/>
           <w:b/>
           <w:bCs/>
           <w:color w:val="2E4057"/>
@@ -4689,6 +4859,7 @@
       </w:pPr>
       <w:r>
         <w:rPr>
+          <w:rFonts w:ascii="Calibri" w:cs="Calibri" w:eastAsia="Calibri" w:hAnsi="Calibri"/>
           <w:sz w:val="22"/>
           <w:szCs w:val="22"/>
         </w:rPr>
@@ -4705,6 +4876,7 @@
       </w:pPr>
       <w:r>
         <w:rPr>
+          <w:rFonts w:ascii="Calibri" w:cs="Calibri" w:eastAsia="Calibri" w:hAnsi="Calibri"/>
           <w:sz w:val="22"/>
           <w:szCs w:val="22"/>
         </w:rPr>
@@ -4721,6 +4893,7 @@
       </w:pPr>
       <w:r>
         <w:rPr>
+          <w:rFonts w:ascii="Calibri" w:cs="Calibri" w:eastAsia="Calibri" w:hAnsi="Calibri"/>
           <w:sz w:val="22"/>
           <w:szCs w:val="22"/>
         </w:rPr>
@@ -4737,6 +4910,7 @@
       </w:pPr>
       <w:r>
         <w:rPr>
+          <w:rFonts w:ascii="Calibri" w:cs="Calibri" w:eastAsia="Calibri" w:hAnsi="Calibri"/>
           <w:sz w:val="22"/>
           <w:szCs w:val="22"/>
         </w:rPr>
@@ -4753,6 +4927,7 @@
       </w:pPr>
       <w:r>
         <w:rPr>
+          <w:rFonts w:ascii="Calibri" w:cs="Calibri" w:eastAsia="Calibri" w:hAnsi="Calibri"/>
           <w:sz w:val="22"/>
           <w:szCs w:val="22"/>
         </w:rPr>
@@ -4769,90 +4944,79 @@
       </w:pPr>
       <w:r>
         <w:rPr>
-          <w:sz w:val="22"/>
-          <w:szCs w:val="22"/>
-        </w:rPr>
-        <w:t xml:space="preserve">Automatische Eskalation bei überschrittener Freigabe-Deadline</w:t>
-      </w:r>
-    </w:p>
-    <w:p>
-      <w:pPr>
-        <w:pStyle w:val="ListParagraph"/>
-        <w:numPr>
-          <w:ilvl w:val="0"/>
-          <w:numId w:val="2"/>
-        </w:numPr>
-      </w:pPr>
-      <w:r>
-        <w:rPr>
-          <w:sz w:val="22"/>
-          <w:szCs w:val="22"/>
-        </w:rPr>
-        <w:t xml:space="preserve">Aktive Verknüpfung Dienstplan ↔ Anlass (automatische Zuteilung des Diensthabenden)</w:t>
-      </w:r>
-    </w:p>
-    <w:p>
-      <w:pPr>
-        <w:pStyle w:val="ListParagraph"/>
-        <w:numPr>
-          <w:ilvl w:val="0"/>
-          <w:numId w:val="2"/>
-        </w:numPr>
-      </w:pPr>
-      <w:r>
-        <w:rPr>
+          <w:rFonts w:ascii="Calibri" w:cs="Calibri" w:eastAsia="Calibri" w:hAnsi="Calibri"/>
+          <w:sz w:val="22"/>
+          <w:szCs w:val="22"/>
+        </w:rPr>
+        <w:t xml:space="preserve">OAuth / Passkey als zusätzliche Authentifizierungsmethoden</w:t>
+      </w:r>
+    </w:p>
+    <w:p>
+      <w:pPr>
+        <w:pStyle w:val="ListParagraph"/>
+        <w:numPr>
+          <w:ilvl w:val="0"/>
+          <w:numId w:val="2"/>
+        </w:numPr>
+      </w:pPr>
+      <w:r>
+        <w:rPr>
+          <w:rFonts w:ascii="Calibri" w:cs="Calibri" w:eastAsia="Calibri" w:hAnsi="Calibri"/>
+          <w:sz w:val="22"/>
+          <w:szCs w:val="22"/>
+        </w:rPr>
+        <w:t xml:space="preserve">Refresh-Token-Revocation (Token-Blacklist in PostgreSQL)</w:t>
+      </w:r>
+    </w:p>
+    <w:p>
+      <w:pPr>
+        <w:pStyle w:val="ListParagraph"/>
+        <w:numPr>
+          <w:ilvl w:val="0"/>
+          <w:numId w:val="2"/>
+        </w:numPr>
+      </w:pPr>
+      <w:r>
+        <w:rPr>
+          <w:rFonts w:ascii="Calibri" w:cs="Calibri" w:eastAsia="Calibri" w:hAnsi="Calibri"/>
+          <w:sz w:val="22"/>
+          <w:szCs w:val="22"/>
+        </w:rPr>
+        <w:t xml:space="preserve">Automatische Accountsperrung nach Fehlversuchen</w:t>
+      </w:r>
+    </w:p>
+    <w:p>
+      <w:pPr>
+        <w:pStyle w:val="ListParagraph"/>
+        <w:numPr>
+          <w:ilvl w:val="0"/>
+          <w:numId w:val="2"/>
+        </w:numPr>
+      </w:pPr>
+      <w:r>
+        <w:rPr>
+          <w:rFonts w:ascii="Calibri" w:cs="Calibri" w:eastAsia="Calibri" w:hAnsi="Calibri"/>
+          <w:sz w:val="22"/>
+          <w:szCs w:val="22"/>
+        </w:rPr>
+        <w:t xml:space="preserve">Aktive Verknüpfung Dienstplan ↔ Anlass</w:t>
+      </w:r>
+    </w:p>
+    <w:p>
+      <w:pPr>
+        <w:pStyle w:val="ListParagraph"/>
+        <w:numPr>
+          <w:ilvl w:val="0"/>
+          <w:numId w:val="2"/>
+        </w:numPr>
+      </w:pPr>
+      <w:r>
+        <w:rPr>
+          <w:rFonts w:ascii="Calibri" w:cs="Calibri" w:eastAsia="Calibri" w:hAnsi="Calibri"/>
           <w:sz w:val="22"/>
           <w:szCs w:val="22"/>
         </w:rPr>
         <w:t xml:space="preserve">Dienstplan-Rotationslogik / Fairness-Auswertung</w:t>
-      </w:r>
-    </w:p>
-    <w:p>
-      <w:pPr>
-        <w:pStyle w:val="ListParagraph"/>
-        <w:numPr>
-          <w:ilvl w:val="0"/>
-          <w:numId w:val="2"/>
-        </w:numPr>
-      </w:pPr>
-      <w:r>
-        <w:rPr>
-          <w:sz w:val="22"/>
-          <w:szCs w:val="22"/>
-        </w:rPr>
-        <w:t xml:space="preserve">OAuth / Passkey als zusätzliche Authentifizierungsmethoden</w:t>
-      </w:r>
-    </w:p>
-    <w:p>
-      <w:pPr>
-        <w:pStyle w:val="ListParagraph"/>
-        <w:numPr>
-          <w:ilvl w:val="0"/>
-          <w:numId w:val="2"/>
-        </w:numPr>
-      </w:pPr>
-      <w:r>
-        <w:rPr>
-          <w:sz w:val="22"/>
-          <w:szCs w:val="22"/>
-        </w:rPr>
-        <w:t xml:space="preserve">Refresh-Token-Revocation (Token-Blacklist in PostgreSQL)</w:t>
-      </w:r>
-    </w:p>
-    <w:p>
-      <w:pPr>
-        <w:pStyle w:val="ListParagraph"/>
-        <w:numPr>
-          <w:ilvl w:val="0"/>
-          <w:numId w:val="2"/>
-        </w:numPr>
-      </w:pPr>
-      <w:r>
-        <w:rPr>
-          <w:sz w:val="22"/>
-          <w:szCs w:val="22"/>
-        </w:rPr>
-        <w:t xml:space="preserve">Automatische Accountsperrung nach Fehlversuchen</w:t>
       </w:r>
     </w:p>
     <w:p>
@@ -4873,13 +5037,14 @@
       </w:pPr>
       <w:r>
         <w:rPr>
+          <w:rFonts w:ascii="Calibri" w:cs="Calibri" w:eastAsia="Calibri" w:hAnsi="Calibri"/>
           <w:i/>
           <w:iCs/>
           <w:color w:val="888888"/>
           <w:sz w:val="18"/>
           <w:szCs w:val="18"/>
         </w:rPr>
-        <w:t xml:space="preserve">Version 6.8 – konsolidiert  |  Erstellt mit KI-Unterstützung (Claude, Anthropic)</w:t>
+        <w:t xml:space="preserve">Lastenheft V6.9 – konsolidiert  |  Erstellt mit KI-Unterstützung (Claude, Anthropic)</w:t>
       </w:r>
     </w:p>
     <w:sectPr>
@@ -5074,6 +5239,18 @@
       <w:lvlJc w:val="left"/>
       <w:pPr>
         <w:ind w:left="960" w:hanging="240"/>
+      </w:pPr>
+    </w:lvl>
+  </w:abstractNum>
+  <w:abstractNum w:abstractNumId="3" w15:restartNumberingAfterBreak="0">
+    <w:multiLevelType w:val="hybridMultilevel"/>
+    <w:lvl w:ilvl="0" w15:tentative="1">
+      <w:start w:val="1"/>
+      <w:numFmt w:val="decimal"/>
+      <w:lvlText w:val="%1."/>
+      <w:lvlJc w:val="left"/>
+      <w:pPr>
+        <w:ind w:left="480" w:hanging="240"/>
       </w:pPr>
     </w:lvl>
   </w:abstractNum>
@@ -5281,7 +5458,7 @@
     <w:next w:val="Normal"/>
     <w:qFormat/>
     <w:pPr>
-      <w:spacing w:after="120" w:before="320"/>
+      <w:spacing w:after="120" w:before="400"/>
       <w:outlineLvl w:val="0"/>
     </w:pPr>
     <w:rPr>
@@ -5298,7 +5475,7 @@
     <w:next w:val="Normal"/>
     <w:qFormat/>
     <w:pPr>
-      <w:spacing w:after="80" w:before="200"/>
+      <w:spacing w:after="80" w:before="240"/>
       <w:outlineLvl w:val="1"/>
     </w:pPr>
     <w:rPr>
@@ -5309,5 +5486,22 @@
       <w:szCs w:val="24"/>
     </w:rPr>
   </w:style>
+  <w:style w:type="paragraph" w:styleId="Heading3">
+    <w:name w:val="Heading 3"/>
+    <w:basedOn w:val="Normal"/>
+    <w:next w:val="Normal"/>
+    <w:qFormat/>
+    <w:pPr>
+      <w:spacing w:after="60" w:before="160"/>
+      <w:outlineLvl w:val="2"/>
+    </w:pPr>
+    <w:rPr>
+      <w:rFonts w:ascii="Calibri" w:cs="Calibri" w:eastAsia="Calibri" w:hAnsi="Calibri"/>
+      <w:b/>
+      <w:bCs/>
+      <w:sz w:val="22"/>
+      <w:szCs w:val="22"/>
+    </w:rPr>
+  </w:style>
 </w:styles>
 </file>